--- a/docs/tech/ezEKP/ezEKP_SSL_적용방법.docx
+++ b/docs/tech/ezEKP/ezEKP_SSL_적용방법.docx
@@ -1472,114 +1472,225 @@
         </w:rPr>
         <w:t>터미널에서 다음 명령어를 입력하여 해당하는 폴더로 이동한다.</w:t>
       </w:r>
-    </w:p>
-    <w:p>
-      <w:pPr>
-        <w:pStyle w:val="a4"/>
-      </w:pPr>
-      <w:r>
-        <w:rPr>
-          <w:rFonts w:hint="eastAsia"/>
-        </w:rPr>
-        <w:t>c</w:t>
-      </w:r>
-      <w:r>
-        <w:t>d /home/</w:t>
-      </w:r>
-      <w:proofErr w:type="spellStart"/>
-      <w:r>
-        <w:t>jmocha</w:t>
-      </w:r>
-      <w:proofErr w:type="spellEnd"/>
-      <w:r>
-        <w:t>/</w:t>
-      </w:r>
-      <w:proofErr w:type="spellStart"/>
-      <w:r>
-        <w:t>ezEKP</w:t>
-      </w:r>
-      <w:proofErr w:type="spellEnd"/>
-      <w:r>
-        <w:t>/</w:t>
-      </w:r>
-      <w:proofErr w:type="spellStart"/>
-      <w:r>
-        <w:t>ezFlow</w:t>
-      </w:r>
-      <w:proofErr w:type="spellEnd"/>
-      <w:r>
-        <w:t>/conf</w:t>
-      </w:r>
-    </w:p>
-    <w:p>
-      <w:pPr>
-        <w:pStyle w:val="a4"/>
-      </w:pPr>
-    </w:p>
-    <w:p>
-      <w:pPr>
-        <w:pStyle w:val="a4"/>
-        <w:rPr>
-          <w:rFonts w:hint="eastAsia"/>
-        </w:rPr>
-      </w:pPr>
-      <w:proofErr w:type="spellStart"/>
-      <w:r>
-        <w:rPr>
-          <w:rFonts w:hint="eastAsia"/>
-        </w:rPr>
-        <w:t>고객사쪽에서</w:t>
-      </w:r>
-      <w:proofErr w:type="spellEnd"/>
-      <w:r>
-        <w:rPr>
-          <w:rFonts w:hint="eastAsia"/>
-        </w:rPr>
-        <w:t xml:space="preserve"> 받은 </w:t>
-      </w:r>
-      <w:proofErr w:type="spellStart"/>
-      <w:r>
-        <w:t>jks</w:t>
-      </w:r>
-      <w:proofErr w:type="spellEnd"/>
-      <w:r>
-        <w:t xml:space="preserve"> </w:t>
-      </w:r>
-      <w:r>
-        <w:rPr>
-          <w:rFonts w:hint="eastAsia"/>
-        </w:rPr>
-        <w:t>파일(</w:t>
-      </w:r>
-      <w:r>
-        <w:t xml:space="preserve">SSL </w:t>
-      </w:r>
-      <w:r>
-        <w:rPr>
-          <w:rFonts w:hint="eastAsia"/>
-        </w:rPr>
-        <w:t>인증서 파일)을 위 위치에 저장하고,</w:t>
-      </w:r>
-      <w:r>
-        <w:t xml:space="preserve"> </w:t>
-      </w:r>
-      <w:r>
-        <w:rPr>
-          <w:rFonts w:hint="eastAsia"/>
-        </w:rPr>
-        <w:t xml:space="preserve">해당 위치에 있는 </w:t>
-      </w:r>
-      <w:r>
-        <w:t>server.xml</w:t>
-      </w:r>
-      <w:r>
-        <w:rPr>
-          <w:rFonts w:hint="eastAsia"/>
-        </w:rPr>
-        <w:t xml:space="preserve"> 파일을 다음과 같이 수정한다.</w:t>
-      </w:r>
       <w:bookmarkStart w:id="0" w:name="_GoBack"/>
       <w:bookmarkEnd w:id="0"/>
+    </w:p>
+    <w:p>
+      <w:pPr>
+        <w:pStyle w:val="a4"/>
+      </w:pPr>
+      <w:r>
+        <w:rPr>
+          <w:rFonts w:hint="eastAsia"/>
+        </w:rPr>
+        <w:t>c</w:t>
+      </w:r>
+      <w:r>
+        <w:t>d /home/</w:t>
+      </w:r>
+      <w:proofErr w:type="spellStart"/>
+      <w:r>
+        <w:t>jmocha</w:t>
+      </w:r>
+      <w:proofErr w:type="spellEnd"/>
+      <w:r>
+        <w:t>/</w:t>
+      </w:r>
+      <w:proofErr w:type="spellStart"/>
+      <w:r>
+        <w:t>ezEKP</w:t>
+      </w:r>
+      <w:proofErr w:type="spellEnd"/>
+      <w:r>
+        <w:t>/</w:t>
+      </w:r>
+      <w:proofErr w:type="spellStart"/>
+      <w:r>
+        <w:t>ezFlow</w:t>
+      </w:r>
+      <w:proofErr w:type="spellEnd"/>
+      <w:r>
+        <w:t>/conf</w:t>
+      </w:r>
+    </w:p>
+    <w:p>
+      <w:pPr>
+        <w:pStyle w:val="a4"/>
+      </w:pPr>
+    </w:p>
+    <w:p>
+      <w:pPr>
+        <w:pStyle w:val="a4"/>
+      </w:pPr>
+      <w:proofErr w:type="spellStart"/>
+      <w:r>
+        <w:rPr>
+          <w:rFonts w:hint="eastAsia"/>
+        </w:rPr>
+        <w:t>고객사쪽에서</w:t>
+      </w:r>
+      <w:proofErr w:type="spellEnd"/>
+      <w:r>
+        <w:rPr>
+          <w:rFonts w:hint="eastAsia"/>
+        </w:rPr>
+        <w:t xml:space="preserve"> 받은 </w:t>
+      </w:r>
+      <w:proofErr w:type="spellStart"/>
+      <w:r>
+        <w:rPr>
+          <w:b/>
+        </w:rPr>
+        <w:t>jks</w:t>
+      </w:r>
+      <w:proofErr w:type="spellEnd"/>
+      <w:r>
+        <w:rPr>
+          <w:b/>
+        </w:rPr>
+        <w:t xml:space="preserve"> </w:t>
+      </w:r>
+      <w:r>
+        <w:rPr>
+          <w:rFonts w:hint="eastAsia"/>
+          <w:b/>
+        </w:rPr>
+        <w:t>파일</w:t>
+      </w:r>
+      <w:r>
+        <w:rPr>
+          <w:rFonts w:hint="eastAsia"/>
+        </w:rPr>
+        <w:t>(</w:t>
+      </w:r>
+      <w:r>
+        <w:t xml:space="preserve">SSL </w:t>
+      </w:r>
+      <w:r>
+        <w:rPr>
+          <w:rFonts w:hint="eastAsia"/>
+        </w:rPr>
+        <w:t>인증서 파일)을 위 위치에 저장하고,</w:t>
+      </w:r>
+      <w:r>
+        <w:t xml:space="preserve"> </w:t>
+      </w:r>
+      <w:r>
+        <w:rPr>
+          <w:rFonts w:hint="eastAsia"/>
+        </w:rPr>
+        <w:t xml:space="preserve">해당 위치에 있는 </w:t>
+      </w:r>
+      <w:r>
+        <w:t>server.xml</w:t>
+      </w:r>
+      <w:r>
+        <w:rPr>
+          <w:rFonts w:hint="eastAsia"/>
+        </w:rPr>
+        <w:t xml:space="preserve"> 파일을 다음과 같이 수정한다.</w:t>
+      </w:r>
+    </w:p>
+    <w:p>
+      <w:pPr>
+        <w:pStyle w:val="a4"/>
+        <w:rPr>
+          <w:rFonts w:hint="eastAsia"/>
+        </w:rPr>
+      </w:pPr>
+      <w:r>
+        <w:rPr>
+          <w:rFonts w:hint="eastAsia"/>
+        </w:rPr>
+        <w:t xml:space="preserve">만약 고객사 측에서 </w:t>
+      </w:r>
+      <w:proofErr w:type="spellStart"/>
+      <w:r>
+        <w:t>jks</w:t>
+      </w:r>
+      <w:proofErr w:type="spellEnd"/>
+      <w:r>
+        <w:rPr>
+          <w:rFonts w:hint="eastAsia"/>
+        </w:rPr>
+        <w:t>파일이 아닌</w:t>
+      </w:r>
+      <w:r>
+        <w:t xml:space="preserve"> </w:t>
+      </w:r>
+      <w:proofErr w:type="spellStart"/>
+      <w:proofErr w:type="gramStart"/>
+      <w:r>
+        <w:rPr>
+          <w:b/>
+        </w:rPr>
+        <w:t>crt,key</w:t>
+      </w:r>
+      <w:proofErr w:type="spellEnd"/>
+      <w:proofErr w:type="gramEnd"/>
+      <w:r>
+        <w:rPr>
+          <w:b/>
+        </w:rPr>
+        <w:t xml:space="preserve"> </w:t>
+      </w:r>
+      <w:r>
+        <w:rPr>
+          <w:rFonts w:hint="eastAsia"/>
+          <w:b/>
+        </w:rPr>
+        <w:t>파일을 받았다면 그 파일은 A</w:t>
+      </w:r>
+      <w:r>
+        <w:rPr>
+          <w:b/>
+        </w:rPr>
+        <w:t>pach</w:t>
+      </w:r>
+      <w:r>
+        <w:rPr>
+          <w:rFonts w:hint="eastAsia"/>
+          <w:b/>
+        </w:rPr>
+        <w:t>e용 인증서</w:t>
+      </w:r>
+      <w:r>
+        <w:rPr>
+          <w:rFonts w:hint="eastAsia"/>
+        </w:rPr>
+        <w:t xml:space="preserve"> 이기 때문에 </w:t>
+      </w:r>
+      <w:proofErr w:type="spellStart"/>
+      <w:r>
+        <w:rPr>
+          <w:rFonts w:hint="eastAsia"/>
+          <w:b/>
+        </w:rPr>
+        <w:t>톰캣용</w:t>
+      </w:r>
+      <w:proofErr w:type="spellEnd"/>
+      <w:r>
+        <w:rPr>
+          <w:rFonts w:hint="eastAsia"/>
+          <w:b/>
+        </w:rPr>
+        <w:t xml:space="preserve"> 인증서를 </w:t>
+      </w:r>
+      <w:proofErr w:type="spellStart"/>
+      <w:r>
+        <w:rPr>
+          <w:rFonts w:hint="eastAsia"/>
+          <w:b/>
+        </w:rPr>
+        <w:t>재요청해야한다</w:t>
+      </w:r>
+      <w:proofErr w:type="spellEnd"/>
+      <w:r>
+        <w:rPr>
+          <w:rFonts w:hint="eastAsia"/>
+        </w:rPr>
+        <w:t>.</w:t>
+      </w:r>
     </w:p>
     <w:p>
       <w:pPr>
@@ -1809,6 +1920,7 @@
         <w:rPr>
           <w:noProof/>
         </w:rPr>
+        <w:lastRenderedPageBreak/>
         <w:drawing>
           <wp:inline distT="0" distB="0" distL="0" distR="0" wp14:anchorId="77E926A3" wp14:editId="6D170F53">
             <wp:extent cx="5731510" cy="1090295"/>
@@ -1901,606 +2013,606 @@
         <w:rPr>
           <w:rFonts w:hint="eastAsia"/>
         </w:rPr>
+        <w:t xml:space="preserve">그리고 마지막으로 </w:t>
+      </w:r>
+      <w:proofErr w:type="spellStart"/>
+      <w:r>
+        <w:rPr>
+          <w:rFonts w:hint="eastAsia"/>
+        </w:rPr>
+        <w:t>해당폴더</w:t>
+      </w:r>
+      <w:proofErr w:type="spellEnd"/>
+      <w:r>
+        <w:rPr>
+          <w:rFonts w:hint="eastAsia"/>
+        </w:rPr>
+        <w:t>(</w:t>
+      </w:r>
+      <w:r>
+        <w:t>/home/</w:t>
+      </w:r>
+      <w:proofErr w:type="spellStart"/>
+      <w:r>
+        <w:t>jmocha</w:t>
+      </w:r>
+      <w:proofErr w:type="spellEnd"/>
+      <w:r>
+        <w:t>/</w:t>
+      </w:r>
+      <w:proofErr w:type="spellStart"/>
+      <w:r>
+        <w:t>ezEKP</w:t>
+      </w:r>
+      <w:proofErr w:type="spellEnd"/>
+      <w:r>
+        <w:t>/</w:t>
+      </w:r>
+      <w:proofErr w:type="spellStart"/>
+      <w:r>
+        <w:t>ezFlow</w:t>
+      </w:r>
+      <w:proofErr w:type="spellEnd"/>
+      <w:r>
+        <w:t>/conf)</w:t>
+      </w:r>
+      <w:r>
+        <w:rPr>
+          <w:rFonts w:hint="eastAsia"/>
+        </w:rPr>
+        <w:t>에 있는 w</w:t>
+      </w:r>
+      <w:r>
+        <w:t>eb.xml</w:t>
+      </w:r>
+      <w:r>
+        <w:rPr>
+          <w:rFonts w:hint="eastAsia"/>
+        </w:rPr>
+        <w:t>을 수정해준다.</w:t>
+      </w:r>
+    </w:p>
+    <w:p>
+      <w:pPr>
+        <w:pStyle w:val="a4"/>
+      </w:pPr>
+    </w:p>
+    <w:p>
+      <w:pPr>
+        <w:pStyle w:val="a4"/>
+      </w:pPr>
+      <w:r>
+        <w:t>vim web.xml</w:t>
+      </w:r>
+      <w:r>
+        <w:rPr>
+          <w:rFonts w:hint="eastAsia"/>
+        </w:rPr>
+        <w:t>을 입력한다.</w:t>
+      </w:r>
+    </w:p>
+    <w:p>
+      <w:pPr>
+        <w:pStyle w:val="a4"/>
+        <w:rPr>
+          <w:szCs w:val="20"/>
+        </w:rPr>
+      </w:pPr>
+      <w:r>
+        <w:rPr>
+          <w:szCs w:val="20"/>
+        </w:rPr>
+        <w:t>&lt;welcome-file-list&gt;</w:t>
+      </w:r>
+    </w:p>
+    <w:p>
+      <w:pPr>
+        <w:pStyle w:val="a4"/>
+        <w:rPr>
+          <w:szCs w:val="20"/>
+        </w:rPr>
+      </w:pPr>
+      <w:r>
+        <w:rPr>
+          <w:szCs w:val="20"/>
+        </w:rPr>
+        <w:t xml:space="preserve">        &lt;welcome-file&gt;index.html&lt;/welcome-file&gt;</w:t>
+      </w:r>
+    </w:p>
+    <w:p>
+      <w:pPr>
+        <w:pStyle w:val="a4"/>
+        <w:rPr>
+          <w:szCs w:val="20"/>
+        </w:rPr>
+      </w:pPr>
+      <w:r>
+        <w:rPr>
+          <w:szCs w:val="20"/>
+        </w:rPr>
+        <w:t xml:space="preserve">        &lt;welcome-file&gt;index.htm&lt;/welcome-file&gt;</w:t>
+      </w:r>
+    </w:p>
+    <w:p>
+      <w:pPr>
+        <w:pStyle w:val="a4"/>
+        <w:rPr>
+          <w:szCs w:val="20"/>
+        </w:rPr>
+      </w:pPr>
+      <w:r>
+        <w:rPr>
+          <w:szCs w:val="20"/>
+        </w:rPr>
+        <w:t xml:space="preserve">        &lt;welcome-file&gt;</w:t>
+      </w:r>
+      <w:proofErr w:type="spellStart"/>
+      <w:r>
+        <w:rPr>
+          <w:szCs w:val="20"/>
+        </w:rPr>
+        <w:t>index.jsp</w:t>
+      </w:r>
+      <w:proofErr w:type="spellEnd"/>
+      <w:r>
+        <w:rPr>
+          <w:szCs w:val="20"/>
+        </w:rPr>
+        <w:t>&lt;/welcome-file&gt;</w:t>
+      </w:r>
+    </w:p>
+    <w:p>
+      <w:pPr>
+        <w:pStyle w:val="a4"/>
+        <w:rPr>
+          <w:szCs w:val="20"/>
+        </w:rPr>
+      </w:pPr>
+      <w:r>
+        <w:rPr>
+          <w:szCs w:val="20"/>
+        </w:rPr>
+        <w:t xml:space="preserve">    &lt;/welcome-file-list&gt;</w:t>
+      </w:r>
+    </w:p>
+    <w:p>
+      <w:pPr>
+        <w:pStyle w:val="a4"/>
+        <w:rPr>
+          <w:szCs w:val="20"/>
+        </w:rPr>
+      </w:pPr>
+      <w:r>
+        <w:rPr>
+          <w:szCs w:val="20"/>
+        </w:rPr>
+        <w:tab/>
+      </w:r>
+    </w:p>
+    <w:p>
+      <w:pPr>
+        <w:pStyle w:val="a4"/>
+        <w:rPr>
+          <w:szCs w:val="20"/>
+        </w:rPr>
+      </w:pPr>
+    </w:p>
+    <w:p>
+      <w:pPr>
+        <w:pStyle w:val="a4"/>
+        <w:rPr>
+          <w:szCs w:val="20"/>
+        </w:rPr>
+      </w:pPr>
+      <w:proofErr w:type="gramStart"/>
+      <w:r>
+        <w:rPr>
+          <w:szCs w:val="20"/>
+        </w:rPr>
+        <w:t>&lt;!--</w:t>
+      </w:r>
+      <w:proofErr w:type="gramEnd"/>
+      <w:r>
+        <w:rPr>
+          <w:szCs w:val="20"/>
+        </w:rPr>
+        <w:t xml:space="preserve"> 모바일일 경우 --&gt;</w:t>
+      </w:r>
+    </w:p>
+    <w:p>
+      <w:pPr>
+        <w:pStyle w:val="a4"/>
+        <w:rPr>
+          <w:szCs w:val="20"/>
+        </w:rPr>
+      </w:pPr>
+      <w:r>
+        <w:rPr>
+          <w:szCs w:val="20"/>
+        </w:rPr>
+        <w:t xml:space="preserve">    &lt;security-constraint&gt;</w:t>
+      </w:r>
+    </w:p>
+    <w:p>
+      <w:pPr>
+        <w:pStyle w:val="a4"/>
+        <w:rPr>
+          <w:szCs w:val="20"/>
+        </w:rPr>
+      </w:pPr>
+      <w:r>
+        <w:rPr>
+          <w:szCs w:val="20"/>
+        </w:rPr>
+        <w:t xml:space="preserve">        &lt;web-resource-collection&gt;</w:t>
+      </w:r>
+    </w:p>
+    <w:p>
+      <w:pPr>
+        <w:pStyle w:val="a4"/>
+        <w:rPr>
+          <w:szCs w:val="20"/>
+        </w:rPr>
+      </w:pPr>
+      <w:r>
+        <w:rPr>
+          <w:szCs w:val="20"/>
+        </w:rPr>
+        <w:t xml:space="preserve">            &lt;web-resource-name&gt;</w:t>
+      </w:r>
+      <w:proofErr w:type="spellStart"/>
+      <w:r>
+        <w:rPr>
+          <w:szCs w:val="20"/>
+        </w:rPr>
+        <w:t>securedapp</w:t>
+      </w:r>
+      <w:proofErr w:type="spellEnd"/>
+      <w:r>
+        <w:rPr>
+          <w:szCs w:val="20"/>
+        </w:rPr>
+        <w:t>&lt;/web-resource-name&gt;</w:t>
+      </w:r>
+    </w:p>
+    <w:p>
+      <w:pPr>
+        <w:pStyle w:val="a4"/>
+        <w:rPr>
+          <w:szCs w:val="20"/>
+        </w:rPr>
+      </w:pPr>
+      <w:r>
+        <w:rPr>
+          <w:szCs w:val="20"/>
+        </w:rPr>
+        <w:t xml:space="preserve">            &lt;</w:t>
+      </w:r>
+      <w:proofErr w:type="spellStart"/>
+      <w:r>
+        <w:rPr>
+          <w:szCs w:val="20"/>
+        </w:rPr>
+        <w:t>url</w:t>
+      </w:r>
+      <w:proofErr w:type="spellEnd"/>
+      <w:r>
+        <w:rPr>
+          <w:szCs w:val="20"/>
+        </w:rPr>
+        <w:t>-pattern&gt;/mobile/user/login/login.do&lt;/</w:t>
+      </w:r>
+      <w:proofErr w:type="spellStart"/>
+      <w:r>
+        <w:rPr>
+          <w:szCs w:val="20"/>
+        </w:rPr>
+        <w:t>url</w:t>
+      </w:r>
+      <w:proofErr w:type="spellEnd"/>
+      <w:r>
+        <w:rPr>
+          <w:szCs w:val="20"/>
+        </w:rPr>
+        <w:t>-pattern&gt;</w:t>
+      </w:r>
+    </w:p>
+    <w:p>
+      <w:pPr>
+        <w:pStyle w:val="a4"/>
+        <w:rPr>
+          <w:szCs w:val="20"/>
+        </w:rPr>
+      </w:pPr>
+      <w:r>
+        <w:rPr>
+          <w:szCs w:val="20"/>
+        </w:rPr>
+        <w:t xml:space="preserve">        &lt;/web-resource-collection&gt;</w:t>
+      </w:r>
+    </w:p>
+    <w:p>
+      <w:pPr>
+        <w:pStyle w:val="a4"/>
+        <w:rPr>
+          <w:szCs w:val="20"/>
+        </w:rPr>
+      </w:pPr>
+      <w:r>
+        <w:rPr>
+          <w:szCs w:val="20"/>
+        </w:rPr>
+        <w:t xml:space="preserve">        &lt;user-data-constraint&gt;</w:t>
+      </w:r>
+    </w:p>
+    <w:p>
+      <w:pPr>
+        <w:pStyle w:val="a4"/>
+        <w:rPr>
+          <w:szCs w:val="20"/>
+        </w:rPr>
+      </w:pPr>
+      <w:r>
+        <w:rPr>
+          <w:szCs w:val="20"/>
+        </w:rPr>
+        <w:t xml:space="preserve">            &lt;transport-guarantee&gt;CONFIDENTIAL&lt;/transport-guarantee&gt;</w:t>
+      </w:r>
+    </w:p>
+    <w:p>
+      <w:pPr>
+        <w:pStyle w:val="a4"/>
+        <w:rPr>
+          <w:szCs w:val="20"/>
+        </w:rPr>
+      </w:pPr>
+      <w:r>
+        <w:rPr>
+          <w:szCs w:val="20"/>
+        </w:rPr>
+        <w:t xml:space="preserve">            &lt;/user-data-constraint&gt;</w:t>
+      </w:r>
+    </w:p>
+    <w:p>
+      <w:pPr>
+        <w:pStyle w:val="a4"/>
+        <w:rPr>
+          <w:szCs w:val="20"/>
+        </w:rPr>
+      </w:pPr>
+      <w:r>
+        <w:rPr>
+          <w:szCs w:val="20"/>
+        </w:rPr>
+        <w:t xml:space="preserve">    &lt;/security-constraint&gt;</w:t>
+      </w:r>
+    </w:p>
+    <w:p>
+      <w:pPr>
+        <w:pStyle w:val="a4"/>
+        <w:rPr>
+          <w:szCs w:val="20"/>
+        </w:rPr>
+      </w:pPr>
+    </w:p>
+    <w:p>
+      <w:pPr>
+        <w:pStyle w:val="a4"/>
+        <w:rPr>
+          <w:szCs w:val="20"/>
+        </w:rPr>
+      </w:pPr>
+      <w:proofErr w:type="gramStart"/>
+      <w:r>
+        <w:rPr>
+          <w:szCs w:val="20"/>
+        </w:rPr>
+        <w:t>&lt;!--</w:t>
+      </w:r>
+      <w:proofErr w:type="gramEnd"/>
+      <w:r>
+        <w:rPr>
+          <w:szCs w:val="20"/>
+        </w:rPr>
+        <w:t xml:space="preserve"> 그룹웨어일 경우 --&gt;</w:t>
+      </w:r>
+    </w:p>
+    <w:p>
+      <w:pPr>
+        <w:pStyle w:val="a4"/>
+        <w:rPr>
+          <w:szCs w:val="20"/>
+        </w:rPr>
+      </w:pPr>
+      <w:r>
+        <w:rPr>
+          <w:szCs w:val="20"/>
+        </w:rPr>
+        <w:t xml:space="preserve">    &lt;security-constraint&gt;</w:t>
+      </w:r>
+    </w:p>
+    <w:p>
+      <w:pPr>
+        <w:pStyle w:val="a4"/>
+        <w:rPr>
+          <w:szCs w:val="20"/>
+        </w:rPr>
+      </w:pPr>
+      <w:r>
+        <w:rPr>
+          <w:szCs w:val="20"/>
+        </w:rPr>
+        <w:t xml:space="preserve">        &lt;web-resource-collection&gt;</w:t>
+      </w:r>
+    </w:p>
+    <w:p>
+      <w:pPr>
+        <w:pStyle w:val="a4"/>
+        <w:rPr>
+          <w:szCs w:val="20"/>
+        </w:rPr>
+      </w:pPr>
+      <w:r>
+        <w:rPr>
+          <w:szCs w:val="20"/>
+        </w:rPr>
+        <w:t xml:space="preserve">            &lt;web-resource-name&gt;</w:t>
+      </w:r>
+      <w:proofErr w:type="spellStart"/>
+      <w:r>
+        <w:rPr>
+          <w:szCs w:val="20"/>
+        </w:rPr>
+        <w:t>securedapp</w:t>
+      </w:r>
+      <w:proofErr w:type="spellEnd"/>
+      <w:r>
+        <w:rPr>
+          <w:szCs w:val="20"/>
+        </w:rPr>
+        <w:t>&lt;/web-resource-name&gt;</w:t>
+      </w:r>
+    </w:p>
+    <w:p>
+      <w:pPr>
+        <w:pStyle w:val="a4"/>
+        <w:rPr>
+          <w:szCs w:val="20"/>
+        </w:rPr>
+      </w:pPr>
+      <w:r>
+        <w:rPr>
+          <w:szCs w:val="20"/>
+        </w:rPr>
+        <w:t xml:space="preserve">            &lt;</w:t>
+      </w:r>
+      <w:proofErr w:type="spellStart"/>
+      <w:r>
+        <w:rPr>
+          <w:szCs w:val="20"/>
+        </w:rPr>
+        <w:t>url</w:t>
+      </w:r>
+      <w:proofErr w:type="spellEnd"/>
+      <w:r>
+        <w:rPr>
+          <w:szCs w:val="20"/>
+        </w:rPr>
+        <w:t>-pattern&gt;/user/login/login.do&lt;/</w:t>
+      </w:r>
+      <w:proofErr w:type="spellStart"/>
+      <w:r>
+        <w:rPr>
+          <w:szCs w:val="20"/>
+        </w:rPr>
+        <w:t>url</w:t>
+      </w:r>
+      <w:proofErr w:type="spellEnd"/>
+      <w:r>
+        <w:rPr>
+          <w:szCs w:val="20"/>
+        </w:rPr>
+        <w:t>-pattern&gt;</w:t>
+      </w:r>
+    </w:p>
+    <w:p>
+      <w:pPr>
+        <w:pStyle w:val="a4"/>
+        <w:rPr>
+          <w:szCs w:val="20"/>
+        </w:rPr>
+      </w:pPr>
+      <w:r>
+        <w:rPr>
+          <w:szCs w:val="20"/>
+        </w:rPr>
+        <w:t xml:space="preserve">        &lt;/web-resource-collection&gt;</w:t>
+      </w:r>
+    </w:p>
+    <w:p>
+      <w:pPr>
+        <w:pStyle w:val="a4"/>
+        <w:rPr>
+          <w:szCs w:val="20"/>
+        </w:rPr>
+      </w:pPr>
+      <w:r>
+        <w:rPr>
+          <w:szCs w:val="20"/>
+        </w:rPr>
+        <w:t xml:space="preserve">        &lt;user-data-constraint&gt;</w:t>
+      </w:r>
+    </w:p>
+    <w:p>
+      <w:pPr>
+        <w:pStyle w:val="a4"/>
+        <w:rPr>
+          <w:szCs w:val="20"/>
+        </w:rPr>
+      </w:pPr>
+      <w:r>
+        <w:rPr>
+          <w:szCs w:val="20"/>
+        </w:rPr>
+        <w:t xml:space="preserve">            &lt;transport-guarantee&gt;CONFIDENTIAL&lt;/transport-guarantee&gt;</w:t>
+      </w:r>
+    </w:p>
+    <w:p>
+      <w:pPr>
+        <w:pStyle w:val="a4"/>
+        <w:rPr>
+          <w:szCs w:val="20"/>
+        </w:rPr>
+      </w:pPr>
+      <w:r>
+        <w:rPr>
+          <w:szCs w:val="20"/>
+        </w:rPr>
+        <w:t xml:space="preserve">            &lt;/user-data-constraint&gt;</w:t>
+      </w:r>
+    </w:p>
+    <w:p>
+      <w:pPr>
+        <w:pStyle w:val="a4"/>
+        <w:rPr>
+          <w:szCs w:val="20"/>
+        </w:rPr>
+      </w:pPr>
+      <w:r>
+        <w:rPr>
+          <w:szCs w:val="20"/>
+        </w:rPr>
+        <w:t xml:space="preserve">    &lt;/security-constraint&gt;</w:t>
+      </w:r>
+    </w:p>
+    <w:p>
+      <w:pPr>
+        <w:pStyle w:val="a4"/>
+        <w:rPr>
+          <w:szCs w:val="20"/>
+        </w:rPr>
+      </w:pPr>
+      <w:r>
+        <w:rPr>
+          <w:szCs w:val="20"/>
+        </w:rPr>
+        <w:t>&lt;/web-app&gt;</w:t>
+      </w:r>
+    </w:p>
+    <w:p>
+      <w:pPr>
+        <w:pStyle w:val="a4"/>
+      </w:pPr>
+    </w:p>
+    <w:p>
+      <w:pPr>
+        <w:pStyle w:val="a4"/>
+      </w:pPr>
+      <w:r>
+        <w:rPr>
+          <w:rFonts w:hint="eastAsia"/>
+        </w:rPr>
         <w:lastRenderedPageBreak/>
-        <w:t xml:space="preserve">그리고 마지막으로 </w:t>
-      </w:r>
-      <w:proofErr w:type="spellStart"/>
-      <w:r>
-        <w:rPr>
-          <w:rFonts w:hint="eastAsia"/>
-        </w:rPr>
-        <w:t>해당폴더</w:t>
-      </w:r>
-      <w:proofErr w:type="spellEnd"/>
-      <w:r>
-        <w:rPr>
-          <w:rFonts w:hint="eastAsia"/>
-        </w:rPr>
-        <w:t>(</w:t>
-      </w:r>
-      <w:r>
-        <w:t>/home/</w:t>
-      </w:r>
-      <w:proofErr w:type="spellStart"/>
-      <w:r>
-        <w:t>jmocha</w:t>
-      </w:r>
-      <w:proofErr w:type="spellEnd"/>
-      <w:r>
-        <w:t>/</w:t>
-      </w:r>
-      <w:proofErr w:type="spellStart"/>
-      <w:r>
-        <w:t>ezEKP</w:t>
-      </w:r>
-      <w:proofErr w:type="spellEnd"/>
-      <w:r>
-        <w:t>/</w:t>
-      </w:r>
-      <w:proofErr w:type="spellStart"/>
-      <w:r>
-        <w:t>ezFlow</w:t>
-      </w:r>
-      <w:proofErr w:type="spellEnd"/>
-      <w:r>
-        <w:t>/conf)</w:t>
-      </w:r>
-      <w:r>
-        <w:rPr>
-          <w:rFonts w:hint="eastAsia"/>
-        </w:rPr>
-        <w:t>에 있는 w</w:t>
-      </w:r>
-      <w:r>
-        <w:t>eb.xml</w:t>
-      </w:r>
-      <w:r>
-        <w:rPr>
-          <w:rFonts w:hint="eastAsia"/>
-        </w:rPr>
-        <w:t>을 수정해준다.</w:t>
-      </w:r>
-    </w:p>
-    <w:p>
-      <w:pPr>
-        <w:pStyle w:val="a4"/>
-      </w:pPr>
-    </w:p>
-    <w:p>
-      <w:pPr>
-        <w:pStyle w:val="a4"/>
-      </w:pPr>
-      <w:r>
-        <w:t>vim web.xml</w:t>
-      </w:r>
-      <w:r>
-        <w:rPr>
-          <w:rFonts w:hint="eastAsia"/>
-        </w:rPr>
-        <w:t>을 입력한다.</w:t>
-      </w:r>
-    </w:p>
-    <w:p>
-      <w:pPr>
-        <w:pStyle w:val="a4"/>
-        <w:rPr>
-          <w:szCs w:val="20"/>
-        </w:rPr>
-      </w:pPr>
-      <w:r>
-        <w:rPr>
-          <w:szCs w:val="20"/>
-        </w:rPr>
-        <w:t>&lt;welcome-file-list&gt;</w:t>
-      </w:r>
-    </w:p>
-    <w:p>
-      <w:pPr>
-        <w:pStyle w:val="a4"/>
-        <w:rPr>
-          <w:szCs w:val="20"/>
-        </w:rPr>
-      </w:pPr>
-      <w:r>
-        <w:rPr>
-          <w:szCs w:val="20"/>
-        </w:rPr>
-        <w:t xml:space="preserve">        &lt;welcome-file&gt;index.html&lt;/welcome-file&gt;</w:t>
-      </w:r>
-    </w:p>
-    <w:p>
-      <w:pPr>
-        <w:pStyle w:val="a4"/>
-        <w:rPr>
-          <w:szCs w:val="20"/>
-        </w:rPr>
-      </w:pPr>
-      <w:r>
-        <w:rPr>
-          <w:szCs w:val="20"/>
-        </w:rPr>
-        <w:t xml:space="preserve">        &lt;welcome-file&gt;index.htm&lt;/welcome-file&gt;</w:t>
-      </w:r>
-    </w:p>
-    <w:p>
-      <w:pPr>
-        <w:pStyle w:val="a4"/>
-        <w:rPr>
-          <w:szCs w:val="20"/>
-        </w:rPr>
-      </w:pPr>
-      <w:r>
-        <w:rPr>
-          <w:szCs w:val="20"/>
-        </w:rPr>
-        <w:t xml:space="preserve">        &lt;welcome-file&gt;</w:t>
-      </w:r>
-      <w:proofErr w:type="spellStart"/>
-      <w:r>
-        <w:rPr>
-          <w:szCs w:val="20"/>
-        </w:rPr>
-        <w:t>index.jsp</w:t>
-      </w:r>
-      <w:proofErr w:type="spellEnd"/>
-      <w:r>
-        <w:rPr>
-          <w:szCs w:val="20"/>
-        </w:rPr>
-        <w:t>&lt;/welcome-file&gt;</w:t>
-      </w:r>
-    </w:p>
-    <w:p>
-      <w:pPr>
-        <w:pStyle w:val="a4"/>
-        <w:rPr>
-          <w:szCs w:val="20"/>
-        </w:rPr>
-      </w:pPr>
-      <w:r>
-        <w:rPr>
-          <w:szCs w:val="20"/>
-        </w:rPr>
-        <w:t xml:space="preserve">    &lt;/welcome-file-list&gt;</w:t>
-      </w:r>
-    </w:p>
-    <w:p>
-      <w:pPr>
-        <w:pStyle w:val="a4"/>
-        <w:rPr>
-          <w:szCs w:val="20"/>
-        </w:rPr>
-      </w:pPr>
-      <w:r>
-        <w:rPr>
-          <w:szCs w:val="20"/>
-        </w:rPr>
-        <w:tab/>
-      </w:r>
-    </w:p>
-    <w:p>
-      <w:pPr>
-        <w:pStyle w:val="a4"/>
-        <w:rPr>
-          <w:szCs w:val="20"/>
-        </w:rPr>
-      </w:pPr>
-    </w:p>
-    <w:p>
-      <w:pPr>
-        <w:pStyle w:val="a4"/>
-        <w:rPr>
-          <w:szCs w:val="20"/>
-        </w:rPr>
-      </w:pPr>
-      <w:proofErr w:type="gramStart"/>
-      <w:r>
-        <w:rPr>
-          <w:szCs w:val="20"/>
-        </w:rPr>
-        <w:t>&lt;!--</w:t>
-      </w:r>
-      <w:proofErr w:type="gramEnd"/>
-      <w:r>
-        <w:rPr>
-          <w:szCs w:val="20"/>
-        </w:rPr>
-        <w:t xml:space="preserve"> 모바일일 경우 --&gt;</w:t>
-      </w:r>
-    </w:p>
-    <w:p>
-      <w:pPr>
-        <w:pStyle w:val="a4"/>
-        <w:rPr>
-          <w:szCs w:val="20"/>
-        </w:rPr>
-      </w:pPr>
-      <w:r>
-        <w:rPr>
-          <w:szCs w:val="20"/>
-        </w:rPr>
-        <w:t xml:space="preserve">    &lt;security-constraint&gt;</w:t>
-      </w:r>
-    </w:p>
-    <w:p>
-      <w:pPr>
-        <w:pStyle w:val="a4"/>
-        <w:rPr>
-          <w:szCs w:val="20"/>
-        </w:rPr>
-      </w:pPr>
-      <w:r>
-        <w:rPr>
-          <w:szCs w:val="20"/>
-        </w:rPr>
-        <w:t xml:space="preserve">        &lt;web-resource-collection&gt;</w:t>
-      </w:r>
-    </w:p>
-    <w:p>
-      <w:pPr>
-        <w:pStyle w:val="a4"/>
-        <w:rPr>
-          <w:szCs w:val="20"/>
-        </w:rPr>
-      </w:pPr>
-      <w:r>
-        <w:rPr>
-          <w:szCs w:val="20"/>
-        </w:rPr>
-        <w:t xml:space="preserve">            &lt;web-resource-name&gt;</w:t>
-      </w:r>
-      <w:proofErr w:type="spellStart"/>
-      <w:r>
-        <w:rPr>
-          <w:szCs w:val="20"/>
-        </w:rPr>
-        <w:t>securedapp</w:t>
-      </w:r>
-      <w:proofErr w:type="spellEnd"/>
-      <w:r>
-        <w:rPr>
-          <w:szCs w:val="20"/>
-        </w:rPr>
-        <w:t>&lt;/web-resource-name&gt;</w:t>
-      </w:r>
-    </w:p>
-    <w:p>
-      <w:pPr>
-        <w:pStyle w:val="a4"/>
-        <w:rPr>
-          <w:szCs w:val="20"/>
-        </w:rPr>
-      </w:pPr>
-      <w:r>
-        <w:rPr>
-          <w:szCs w:val="20"/>
-        </w:rPr>
-        <w:t xml:space="preserve">            &lt;</w:t>
-      </w:r>
-      <w:proofErr w:type="spellStart"/>
-      <w:r>
-        <w:rPr>
-          <w:szCs w:val="20"/>
-        </w:rPr>
-        <w:t>url</w:t>
-      </w:r>
-      <w:proofErr w:type="spellEnd"/>
-      <w:r>
-        <w:rPr>
-          <w:szCs w:val="20"/>
-        </w:rPr>
-        <w:t>-pattern&gt;/mobile/user/login/login.do&lt;/</w:t>
-      </w:r>
-      <w:proofErr w:type="spellStart"/>
-      <w:r>
-        <w:rPr>
-          <w:szCs w:val="20"/>
-        </w:rPr>
-        <w:t>url</w:t>
-      </w:r>
-      <w:proofErr w:type="spellEnd"/>
-      <w:r>
-        <w:rPr>
-          <w:szCs w:val="20"/>
-        </w:rPr>
-        <w:t>-pattern&gt;</w:t>
-      </w:r>
-    </w:p>
-    <w:p>
-      <w:pPr>
-        <w:pStyle w:val="a4"/>
-        <w:rPr>
-          <w:szCs w:val="20"/>
-        </w:rPr>
-      </w:pPr>
-      <w:r>
-        <w:rPr>
-          <w:szCs w:val="20"/>
-        </w:rPr>
-        <w:t xml:space="preserve">        &lt;/web-resource-collection&gt;</w:t>
-      </w:r>
-    </w:p>
-    <w:p>
-      <w:pPr>
-        <w:pStyle w:val="a4"/>
-        <w:rPr>
-          <w:szCs w:val="20"/>
-        </w:rPr>
-      </w:pPr>
-      <w:r>
-        <w:rPr>
-          <w:szCs w:val="20"/>
-        </w:rPr>
-        <w:t xml:space="preserve">        &lt;user-data-constraint&gt;</w:t>
-      </w:r>
-    </w:p>
-    <w:p>
-      <w:pPr>
-        <w:pStyle w:val="a4"/>
-        <w:rPr>
-          <w:szCs w:val="20"/>
-        </w:rPr>
-      </w:pPr>
-      <w:r>
-        <w:rPr>
-          <w:szCs w:val="20"/>
-        </w:rPr>
-        <w:t xml:space="preserve">            &lt;transport-guarantee&gt;CONFIDENTIAL&lt;/transport-guarantee&gt;</w:t>
-      </w:r>
-    </w:p>
-    <w:p>
-      <w:pPr>
-        <w:pStyle w:val="a4"/>
-        <w:rPr>
-          <w:szCs w:val="20"/>
-        </w:rPr>
-      </w:pPr>
-      <w:r>
-        <w:rPr>
-          <w:szCs w:val="20"/>
-        </w:rPr>
-        <w:t xml:space="preserve">            &lt;/user-data-constraint&gt;</w:t>
-      </w:r>
-    </w:p>
-    <w:p>
-      <w:pPr>
-        <w:pStyle w:val="a4"/>
-        <w:rPr>
-          <w:szCs w:val="20"/>
-        </w:rPr>
-      </w:pPr>
-      <w:r>
-        <w:rPr>
-          <w:szCs w:val="20"/>
-        </w:rPr>
-        <w:t xml:space="preserve">    &lt;/security-constraint&gt;</w:t>
-      </w:r>
-    </w:p>
-    <w:p>
-      <w:pPr>
-        <w:pStyle w:val="a4"/>
-        <w:rPr>
-          <w:szCs w:val="20"/>
-        </w:rPr>
-      </w:pPr>
-    </w:p>
-    <w:p>
-      <w:pPr>
-        <w:pStyle w:val="a4"/>
-        <w:rPr>
-          <w:szCs w:val="20"/>
-        </w:rPr>
-      </w:pPr>
-      <w:proofErr w:type="gramStart"/>
-      <w:r>
-        <w:rPr>
-          <w:szCs w:val="20"/>
-        </w:rPr>
-        <w:t>&lt;!--</w:t>
-      </w:r>
-      <w:proofErr w:type="gramEnd"/>
-      <w:r>
-        <w:rPr>
-          <w:szCs w:val="20"/>
-        </w:rPr>
-        <w:t xml:space="preserve"> 그룹웨어일 경우 --&gt;</w:t>
-      </w:r>
-    </w:p>
-    <w:p>
-      <w:pPr>
-        <w:pStyle w:val="a4"/>
-        <w:rPr>
-          <w:szCs w:val="20"/>
-        </w:rPr>
-      </w:pPr>
-      <w:r>
-        <w:rPr>
-          <w:szCs w:val="20"/>
-        </w:rPr>
-        <w:t xml:space="preserve">    &lt;security-constraint&gt;</w:t>
-      </w:r>
-    </w:p>
-    <w:p>
-      <w:pPr>
-        <w:pStyle w:val="a4"/>
-        <w:rPr>
-          <w:szCs w:val="20"/>
-        </w:rPr>
-      </w:pPr>
-      <w:r>
-        <w:rPr>
-          <w:szCs w:val="20"/>
-        </w:rPr>
-        <w:t xml:space="preserve">        &lt;web-resource-collection&gt;</w:t>
-      </w:r>
-    </w:p>
-    <w:p>
-      <w:pPr>
-        <w:pStyle w:val="a4"/>
-        <w:rPr>
-          <w:szCs w:val="20"/>
-        </w:rPr>
-      </w:pPr>
-      <w:r>
-        <w:rPr>
-          <w:szCs w:val="20"/>
-        </w:rPr>
-        <w:t xml:space="preserve">            &lt;web-resource-name&gt;</w:t>
-      </w:r>
-      <w:proofErr w:type="spellStart"/>
-      <w:r>
-        <w:rPr>
-          <w:szCs w:val="20"/>
-        </w:rPr>
-        <w:t>securedapp</w:t>
-      </w:r>
-      <w:proofErr w:type="spellEnd"/>
-      <w:r>
-        <w:rPr>
-          <w:szCs w:val="20"/>
-        </w:rPr>
-        <w:t>&lt;/web-resource-name&gt;</w:t>
-      </w:r>
-    </w:p>
-    <w:p>
-      <w:pPr>
-        <w:pStyle w:val="a4"/>
-        <w:rPr>
-          <w:szCs w:val="20"/>
-        </w:rPr>
-      </w:pPr>
-      <w:r>
-        <w:rPr>
-          <w:szCs w:val="20"/>
-        </w:rPr>
-        <w:t xml:space="preserve">            &lt;</w:t>
-      </w:r>
-      <w:proofErr w:type="spellStart"/>
-      <w:r>
-        <w:rPr>
-          <w:szCs w:val="20"/>
-        </w:rPr>
-        <w:t>url</w:t>
-      </w:r>
-      <w:proofErr w:type="spellEnd"/>
-      <w:r>
-        <w:rPr>
-          <w:szCs w:val="20"/>
-        </w:rPr>
-        <w:t>-pattern&gt;/user/login/login.do&lt;/</w:t>
-      </w:r>
-      <w:proofErr w:type="spellStart"/>
-      <w:r>
-        <w:rPr>
-          <w:szCs w:val="20"/>
-        </w:rPr>
-        <w:t>url</w:t>
-      </w:r>
-      <w:proofErr w:type="spellEnd"/>
-      <w:r>
-        <w:rPr>
-          <w:szCs w:val="20"/>
-        </w:rPr>
-        <w:t>-pattern&gt;</w:t>
-      </w:r>
-    </w:p>
-    <w:p>
-      <w:pPr>
-        <w:pStyle w:val="a4"/>
-        <w:rPr>
-          <w:szCs w:val="20"/>
-        </w:rPr>
-      </w:pPr>
-      <w:r>
-        <w:rPr>
-          <w:szCs w:val="20"/>
-        </w:rPr>
-        <w:t xml:space="preserve">        &lt;/web-resource-collection&gt;</w:t>
-      </w:r>
-    </w:p>
-    <w:p>
-      <w:pPr>
-        <w:pStyle w:val="a4"/>
-        <w:rPr>
-          <w:szCs w:val="20"/>
-        </w:rPr>
-      </w:pPr>
-      <w:r>
-        <w:rPr>
-          <w:szCs w:val="20"/>
-        </w:rPr>
-        <w:t xml:space="preserve">        &lt;user-data-constraint&gt;</w:t>
-      </w:r>
-    </w:p>
-    <w:p>
-      <w:pPr>
-        <w:pStyle w:val="a4"/>
-        <w:rPr>
-          <w:szCs w:val="20"/>
-        </w:rPr>
-      </w:pPr>
-      <w:r>
-        <w:rPr>
-          <w:szCs w:val="20"/>
-        </w:rPr>
-        <w:t xml:space="preserve">            &lt;transport-guarantee&gt;CONFIDENTIAL&lt;/transport-guarantee&gt;</w:t>
-      </w:r>
-    </w:p>
-    <w:p>
-      <w:pPr>
-        <w:pStyle w:val="a4"/>
-        <w:rPr>
-          <w:szCs w:val="20"/>
-        </w:rPr>
-      </w:pPr>
-      <w:r>
-        <w:rPr>
-          <w:szCs w:val="20"/>
-        </w:rPr>
-        <w:t xml:space="preserve">            &lt;/user-data-constraint&gt;</w:t>
-      </w:r>
-    </w:p>
-    <w:p>
-      <w:pPr>
-        <w:pStyle w:val="a4"/>
-        <w:rPr>
-          <w:szCs w:val="20"/>
-        </w:rPr>
-      </w:pPr>
-      <w:r>
-        <w:rPr>
-          <w:szCs w:val="20"/>
-        </w:rPr>
-        <w:t xml:space="preserve">    &lt;/security-constraint&gt;</w:t>
-      </w:r>
-    </w:p>
-    <w:p>
-      <w:pPr>
-        <w:pStyle w:val="a4"/>
-        <w:rPr>
-          <w:szCs w:val="20"/>
-        </w:rPr>
-      </w:pPr>
-      <w:r>
-        <w:rPr>
-          <w:szCs w:val="20"/>
-        </w:rPr>
-        <w:t>&lt;/web-app&gt;</w:t>
-      </w:r>
-    </w:p>
-    <w:p>
-      <w:pPr>
-        <w:pStyle w:val="a4"/>
-      </w:pPr>
-    </w:p>
-    <w:p>
-      <w:pPr>
-        <w:pStyle w:val="a4"/>
-      </w:pPr>
-      <w:r>
-        <w:rPr>
-          <w:rFonts w:hint="eastAsia"/>
-        </w:rPr>
         <w:t>해당 서버에 맞는 부분을 추가해주면 된다.</w:t>
       </w:r>
     </w:p>
@@ -3854,7 +3966,7 @@
 </file>
 
 <file path=customXml/itemProps1.xml><?xml version="1.0" encoding="utf-8"?>
-<ds:datastoreItem xmlns:ds="http://schemas.openxmlformats.org/officeDocument/2006/customXml" ds:itemID="{895AFEB7-8999-4311-BB55-F02E8D2700E3}">
+<ds:datastoreItem xmlns:ds="http://schemas.openxmlformats.org/officeDocument/2006/customXml" ds:itemID="{24C82F41-47C0-458E-AAC2-D28B40018439}">
   <ds:schemaRefs>
     <ds:schemaRef ds:uri="http://schemas.openxmlformats.org/officeDocument/2006/bibliography"/>
   </ds:schemaRefs>

--- a/docs/tech/ezEKP/ezEKP_SSL_적용방법.docx
+++ b/docs/tech/ezEKP/ezEKP_SSL_적용방법.docx
@@ -1,6 +1,6 @@
 
 <file path=word/document.xml><?xml version="1.0" encoding="utf-8"?>
-<w:document xmlns:wpc="http://schemas.microsoft.com/office/word/2010/wordprocessingCanvas" xmlns:cx="http://schemas.microsoft.com/office/drawing/2014/chartex" xmlns:cx1="http://schemas.microsoft.com/office/drawing/2015/9/8/chartex" xmlns:cx2="http://schemas.microsoft.com/office/drawing/2015/10/21/chartex" xmlns:cx3="http://schemas.microsoft.com/office/drawing/2016/5/9/chartex" xmlns:cx4="http://schemas.microsoft.com/office/drawing/2016/5/10/chartex" xmlns:cx5="http://schemas.microsoft.com/office/drawing/2016/5/11/chartex" xmlns:cx6="http://schemas.microsoft.com/office/drawing/2016/5/12/chartex" xmlns:cx7="http://schemas.microsoft.com/office/drawing/2016/5/13/chartex" xmlns:cx8="http://schemas.microsoft.com/office/drawing/2016/5/14/chartex" xmlns:mc="http://schemas.openxmlformats.org/markup-compatibility/2006" xmlns:aink="http://schemas.microsoft.com/office/drawing/2016/ink" xmlns:am3d="http://schemas.microsoft.com/office/drawing/2017/model3d" xmlns:o="urn:schemas-microsoft-com:office:office" xmlns:r="http://schemas.openxmlformats.org/officeDocument/2006/relationships" xmlns:m="http://schemas.openxmlformats.org/officeDocument/2006/math" xmlns:v="urn:schemas-microsoft-com:vml" xmlns:wp14="http://schemas.microsoft.com/office/word/2010/wordprocessingDrawing" xmlns:wp="http://schemas.openxmlformats.org/drawingml/2006/wordprocessingDrawing" xmlns:w10="urn:schemas-microsoft-com:office:word" xmlns:w="http://schemas.openxmlformats.org/wordprocessingml/2006/main" xmlns:w14="http://schemas.microsoft.com/office/word/2010/wordml" xmlns:w15="http://schemas.microsoft.com/office/word/2012/wordml" xmlns:w16cid="http://schemas.microsoft.com/office/word/2016/wordml/cid" xmlns:w16se="http://schemas.microsoft.com/office/word/2015/wordml/symex" xmlns:wpg="http://schemas.microsoft.com/office/word/2010/wordprocessingGroup" xmlns:wpi="http://schemas.microsoft.com/office/word/2010/wordprocessingInk" xmlns:wne="http://schemas.microsoft.com/office/word/2006/wordml" xmlns:wps="http://schemas.microsoft.com/office/word/2010/wordprocessingShape" mc:Ignorable="w14 w15 w16se w16cid wp14">
+<w:document xmlns:wpc="http://schemas.microsoft.com/office/word/2010/wordprocessingCanvas" xmlns:mc="http://schemas.openxmlformats.org/markup-compatibility/2006" xmlns:o="urn:schemas-microsoft-com:office:office" xmlns:r="http://schemas.openxmlformats.org/officeDocument/2006/relationships" xmlns:m="http://schemas.openxmlformats.org/officeDocument/2006/math" xmlns:v="urn:schemas-microsoft-com:vml" xmlns:wp14="http://schemas.microsoft.com/office/word/2010/wordprocessingDrawing" xmlns:wp="http://schemas.openxmlformats.org/drawingml/2006/wordprocessingDrawing" xmlns:w10="urn:schemas-microsoft-com:office:word" xmlns:w="http://schemas.openxmlformats.org/wordprocessingml/2006/main" xmlns:w14="http://schemas.microsoft.com/office/word/2010/wordml" xmlns:w15="http://schemas.microsoft.com/office/word/2012/wordml" xmlns:wpg="http://schemas.microsoft.com/office/word/2010/wordprocessingGroup" xmlns:wpi="http://schemas.microsoft.com/office/word/2010/wordprocessingInk" xmlns:wne="http://schemas.microsoft.com/office/word/2006/wordml" xmlns:wps="http://schemas.microsoft.com/office/word/2010/wordprocessingShape" mc:Ignorable="w14 w15 wp14">
   <w:body>
     <w:p>
       <w:pPr>
@@ -41,7 +41,6 @@
           <w:szCs w:val="80"/>
         </w:rPr>
       </w:pPr>
-      <w:proofErr w:type="spellStart"/>
       <w:r>
         <w:rPr>
           <w:rFonts w:ascii="맑은 고딕" w:eastAsia="맑은 고딕" w:hAnsi="맑은 고딕" w:hint="eastAsia"/>
@@ -60,18 +59,7 @@
           <w:sz w:val="80"/>
           <w:szCs w:val="80"/>
         </w:rPr>
-        <w:t>zEKP</w:t>
-      </w:r>
-      <w:proofErr w:type="spellEnd"/>
-      <w:r>
-        <w:rPr>
-          <w:rFonts w:ascii="맑은 고딕" w:eastAsia="맑은 고딕" w:hAnsi="맑은 고딕"/>
-          <w:b/>
-          <w:spacing w:val="-40"/>
-          <w:sz w:val="80"/>
-          <w:szCs w:val="80"/>
-        </w:rPr>
-        <w:t xml:space="preserve"> SSL </w:t>
+        <w:t xml:space="preserve">zEKP SSL </w:t>
       </w:r>
       <w:r>
         <w:rPr>
@@ -197,7 +185,6 @@
                 <w:sz w:val="22"/>
               </w:rPr>
             </w:pPr>
-            <w:proofErr w:type="spellStart"/>
             <w:r>
               <w:rPr>
                 <w:rFonts w:ascii="맑은 고딕" w:eastAsia="맑은 고딕" w:hAnsi="맑은 고딕" w:hint="eastAsia"/>
@@ -212,16 +199,7 @@
                 <w:bCs/>
                 <w:sz w:val="22"/>
               </w:rPr>
-              <w:t>zEKP</w:t>
-            </w:r>
-            <w:proofErr w:type="spellEnd"/>
-            <w:r>
-              <w:rPr>
-                <w:rFonts w:ascii="맑은 고딕" w:eastAsia="맑은 고딕" w:hAnsi="맑은 고딕"/>
-                <w:bCs/>
-                <w:sz w:val="22"/>
-              </w:rPr>
-              <w:t xml:space="preserve"> SSL </w:t>
+              <w:t xml:space="preserve">zEKP SSL </w:t>
             </w:r>
             <w:r>
               <w:rPr>
@@ -260,7 +238,6 @@
                 <w:sz w:val="22"/>
               </w:rPr>
             </w:pPr>
-            <w:proofErr w:type="gramStart"/>
             <w:r>
               <w:rPr>
                 <w:rFonts w:ascii="맑은 고딕" w:eastAsia="맑은 고딕" w:hAnsi="맑은 고딕" w:hint="eastAsia"/>
@@ -268,17 +245,7 @@
                 <w:bCs/>
                 <w:sz w:val="22"/>
               </w:rPr>
-              <w:t>문  서</w:t>
-            </w:r>
-            <w:proofErr w:type="gramEnd"/>
-            <w:r>
-              <w:rPr>
-                <w:rFonts w:ascii="맑은 고딕" w:eastAsia="맑은 고딕" w:hAnsi="맑은 고딕" w:hint="eastAsia"/>
-                <w:b/>
-                <w:bCs/>
-                <w:sz w:val="22"/>
-              </w:rPr>
-              <w:t xml:space="preserve">  번  호</w:t>
+              <w:t>문  서  번  호</w:t>
             </w:r>
           </w:p>
         </w:tc>
@@ -1358,66 +1325,119 @@
         <w:rPr>
           <w:rFonts w:hint="eastAsia"/>
         </w:rPr>
-        <w:t xml:space="preserve">현재 우리의 패키지에서는 </w:t>
-      </w:r>
-      <w:proofErr w:type="spellStart"/>
-      <w:r>
-        <w:rPr>
-          <w:rFonts w:hint="eastAsia"/>
-        </w:rPr>
-        <w:t>톰캣을</w:t>
-      </w:r>
-      <w:proofErr w:type="spellEnd"/>
-      <w:r>
-        <w:rPr>
-          <w:rFonts w:hint="eastAsia"/>
-        </w:rPr>
-        <w:t xml:space="preserve"> 사용하고 있다.</w:t>
-      </w:r>
-    </w:p>
-    <w:p>
-      <w:pPr>
-        <w:pStyle w:val="a4"/>
-      </w:pPr>
-      <w:r>
-        <w:rPr>
-          <w:rFonts w:hint="eastAsia"/>
-        </w:rPr>
-        <w:t xml:space="preserve">따라서 </w:t>
-      </w:r>
-      <w:proofErr w:type="spellStart"/>
-      <w:r>
-        <w:rPr>
-          <w:rFonts w:hint="eastAsia"/>
-        </w:rPr>
-        <w:t>고객사쪽에</w:t>
-      </w:r>
-      <w:proofErr w:type="spellEnd"/>
+        <w:t>현재 우리의 패키지에서는 톰캣을 사용하고 있다.</w:t>
+      </w:r>
+    </w:p>
+    <w:p>
+      <w:pPr>
+        <w:pStyle w:val="a4"/>
+      </w:pPr>
+      <w:r>
+        <w:rPr>
+          <w:rFonts w:hint="eastAsia"/>
+        </w:rPr>
+        <w:t>따라서 고객사쪽에</w:t>
+      </w:r>
       <w:r>
         <w:t xml:space="preserve"> </w:t>
       </w:r>
-      <w:proofErr w:type="spellStart"/>
-      <w:r>
-        <w:rPr>
-          <w:rFonts w:hint="eastAsia"/>
-        </w:rPr>
-        <w:t>톰캣용</w:t>
-      </w:r>
-      <w:proofErr w:type="spellEnd"/>
-      <w:r>
-        <w:rPr>
-          <w:rFonts w:hint="eastAsia"/>
-        </w:rPr>
+      <w:r>
+        <w:rPr>
+          <w:rFonts w:hint="eastAsia"/>
+        </w:rPr>
+        <w:t xml:space="preserve">톰캣용 </w:t>
+      </w:r>
+      <w:r>
+        <w:t xml:space="preserve">SSL </w:t>
+      </w:r>
+      <w:r>
+        <w:rPr>
+          <w:rFonts w:hint="eastAsia"/>
+        </w:rPr>
+        <w:t>인증서 파일을 요청하고,</w:t>
+      </w:r>
+      <w:r>
         <w:t xml:space="preserve"> </w:t>
       </w:r>
       <w:r>
+        <w:rPr>
+          <w:rFonts w:hint="eastAsia"/>
+        </w:rPr>
+        <w:t>이 파일을 톰캣안에 저장해야한다.</w:t>
+      </w:r>
+    </w:p>
+    <w:p>
+      <w:pPr>
+        <w:pStyle w:val="a4"/>
+      </w:pPr>
+    </w:p>
+    <w:p>
+      <w:pPr>
+        <w:pStyle w:val="a4"/>
+      </w:pPr>
+      <w:r>
+        <w:rPr>
+          <w:rFonts w:hint="eastAsia"/>
+        </w:rPr>
+        <w:t>터미널에서 다음 명령어를 입력하여 해당하는 폴더로 이동한다.</w:t>
+      </w:r>
+    </w:p>
+    <w:p>
+      <w:pPr>
+        <w:pStyle w:val="a4"/>
+      </w:pPr>
+      <w:r>
+        <w:rPr>
+          <w:rFonts w:hint="eastAsia"/>
+        </w:rPr>
+        <w:t>c</w:t>
+      </w:r>
+      <w:r>
+        <w:t>d /home/jmocha/ezEKP/ezFlow/conf</w:t>
+      </w:r>
+    </w:p>
+    <w:p>
+      <w:pPr>
+        <w:pStyle w:val="a4"/>
+      </w:pPr>
+    </w:p>
+    <w:p>
+      <w:pPr>
+        <w:pStyle w:val="a4"/>
+      </w:pPr>
+      <w:r>
+        <w:rPr>
+          <w:rFonts w:hint="eastAsia"/>
+        </w:rPr>
+        <w:t xml:space="preserve">고객사쪽에서 받은 </w:t>
+      </w:r>
+      <w:r>
+        <w:rPr>
+          <w:b/>
+        </w:rPr>
+        <w:t xml:space="preserve">jks </w:t>
+      </w:r>
+      <w:r>
+        <w:rPr>
+          <w:rFonts w:hint="eastAsia"/>
+          <w:b/>
+        </w:rPr>
+        <w:t>파일</w:t>
+      </w:r>
+      <w:r>
+        <w:rPr>
+          <w:rFonts w:hint="eastAsia"/>
+        </w:rPr>
+        <w:t>(</w:t>
+      </w:r>
+      <w:r>
         <w:t xml:space="preserve">SSL </w:t>
       </w:r>
       <w:r>
         <w:rPr>
           <w:rFonts w:hint="eastAsia"/>
         </w:rPr>
-        <w:t>인증서 파일을 요청하고,</w:t>
+        <w:t>인증서 파일)을 위 위치에 저장하고,</w:t>
       </w:r>
       <w:r>
         <w:t xml:space="preserve"> </w:t>
@@ -1426,265 +1446,79 @@
         <w:rPr>
           <w:rFonts w:hint="eastAsia"/>
         </w:rPr>
-        <w:t xml:space="preserve">이 파일을 </w:t>
-      </w:r>
-      <w:proofErr w:type="spellStart"/>
-      <w:r>
-        <w:rPr>
-          <w:rFonts w:hint="eastAsia"/>
-        </w:rPr>
-        <w:t>톰캣안에</w:t>
-      </w:r>
-      <w:proofErr w:type="spellEnd"/>
-      <w:r>
-        <w:rPr>
-          <w:rFonts w:hint="eastAsia"/>
-        </w:rPr>
+        <w:t xml:space="preserve">해당 위치에 있는 </w:t>
+      </w:r>
+      <w:r>
+        <w:t>server.xml</w:t>
+      </w:r>
+      <w:r>
+        <w:rPr>
+          <w:rFonts w:hint="eastAsia"/>
+        </w:rPr>
+        <w:t xml:space="preserve"> 파일을 다음과 같이 수정한다.</w:t>
+      </w:r>
+    </w:p>
+    <w:p>
+      <w:pPr>
+        <w:pStyle w:val="a4"/>
+      </w:pPr>
+      <w:r>
+        <w:rPr>
+          <w:rFonts w:hint="eastAsia"/>
+        </w:rPr>
+        <w:t xml:space="preserve">만약 고객사 측에서 </w:t>
+      </w:r>
+      <w:r>
+        <w:t>jks</w:t>
+      </w:r>
+      <w:r>
+        <w:rPr>
+          <w:rFonts w:hint="eastAsia"/>
+        </w:rPr>
+        <w:t>파일이 아닌</w:t>
+      </w:r>
+      <w:r>
         <w:t xml:space="preserve"> </w:t>
       </w:r>
-      <w:proofErr w:type="spellStart"/>
-      <w:r>
-        <w:rPr>
-          <w:rFonts w:hint="eastAsia"/>
-        </w:rPr>
-        <w:t>저장해야한다</w:t>
-      </w:r>
-      <w:proofErr w:type="spellEnd"/>
-      <w:r>
-        <w:rPr>
-          <w:rFonts w:hint="eastAsia"/>
-        </w:rPr>
-        <w:t>.</w:t>
-      </w:r>
-    </w:p>
-    <w:p>
-      <w:pPr>
-        <w:pStyle w:val="a4"/>
-      </w:pPr>
-    </w:p>
-    <w:p>
-      <w:pPr>
-        <w:pStyle w:val="a4"/>
-      </w:pPr>
-      <w:r>
-        <w:rPr>
-          <w:rFonts w:hint="eastAsia"/>
-        </w:rPr>
-        <w:t>터미널에서 다음 명령어를 입력하여 해당하는 폴더로 이동한다.</w:t>
-      </w:r>
-      <w:bookmarkStart w:id="0" w:name="_GoBack"/>
-      <w:bookmarkEnd w:id="0"/>
-    </w:p>
-    <w:p>
-      <w:pPr>
-        <w:pStyle w:val="a4"/>
-      </w:pPr>
-      <w:r>
-        <w:rPr>
-          <w:rFonts w:hint="eastAsia"/>
-        </w:rPr>
-        <w:t>c</w:t>
-      </w:r>
-      <w:r>
-        <w:t>d /home/</w:t>
-      </w:r>
-      <w:proofErr w:type="spellStart"/>
-      <w:r>
-        <w:t>jmocha</w:t>
-      </w:r>
-      <w:proofErr w:type="spellEnd"/>
-      <w:r>
-        <w:t>/</w:t>
-      </w:r>
-      <w:proofErr w:type="spellStart"/>
-      <w:r>
-        <w:t>ezEKP</w:t>
-      </w:r>
-      <w:proofErr w:type="spellEnd"/>
-      <w:r>
-        <w:t>/</w:t>
-      </w:r>
-      <w:proofErr w:type="spellStart"/>
-      <w:r>
-        <w:t>ezFlow</w:t>
-      </w:r>
-      <w:proofErr w:type="spellEnd"/>
-      <w:r>
-        <w:t>/conf</w:t>
-      </w:r>
-    </w:p>
-    <w:p>
-      <w:pPr>
-        <w:pStyle w:val="a4"/>
-      </w:pPr>
-    </w:p>
-    <w:p>
-      <w:pPr>
-        <w:pStyle w:val="a4"/>
-      </w:pPr>
-      <w:proofErr w:type="spellStart"/>
-      <w:r>
-        <w:rPr>
-          <w:rFonts w:hint="eastAsia"/>
-        </w:rPr>
-        <w:t>고객사쪽에서</w:t>
-      </w:r>
-      <w:proofErr w:type="spellEnd"/>
-      <w:r>
-        <w:rPr>
-          <w:rFonts w:hint="eastAsia"/>
-        </w:rPr>
-        <w:t xml:space="preserve"> 받은 </w:t>
-      </w:r>
-      <w:proofErr w:type="spellStart"/>
       <w:r>
         <w:rPr>
           <w:b/>
         </w:rPr>
-        <w:t>jks</w:t>
-      </w:r>
-      <w:proofErr w:type="spellEnd"/>
-      <w:r>
-        <w:rPr>
+        <w:t xml:space="preserve">crt,key </w:t>
+      </w:r>
+      <w:r>
+        <w:rPr>
+          <w:rFonts w:hint="eastAsia"/>
           <w:b/>
         </w:rPr>
-        <w:t xml:space="preserve"> </w:t>
-      </w:r>
-      <w:r>
-        <w:rPr>
-          <w:rFonts w:hint="eastAsia"/>
+        <w:t>파일을 받았다면 그 파일은 A</w:t>
+      </w:r>
+      <w:r>
+        <w:rPr>
           <w:b/>
         </w:rPr>
-        <w:t>파일</w:t>
-      </w:r>
-      <w:r>
-        <w:rPr>
-          <w:rFonts w:hint="eastAsia"/>
-        </w:rPr>
-        <w:t>(</w:t>
-      </w:r>
-      <w:r>
-        <w:t xml:space="preserve">SSL </w:t>
-      </w:r>
-      <w:r>
-        <w:rPr>
-          <w:rFonts w:hint="eastAsia"/>
-        </w:rPr>
-        <w:t>인증서 파일)을 위 위치에 저장하고,</w:t>
-      </w:r>
-      <w:r>
-        <w:t xml:space="preserve"> </w:t>
-      </w:r>
-      <w:r>
-        <w:rPr>
-          <w:rFonts w:hint="eastAsia"/>
-        </w:rPr>
-        <w:t xml:space="preserve">해당 위치에 있는 </w:t>
-      </w:r>
-      <w:r>
-        <w:t>server.xml</w:t>
-      </w:r>
-      <w:r>
-        <w:rPr>
-          <w:rFonts w:hint="eastAsia"/>
-        </w:rPr>
-        <w:t xml:space="preserve"> 파일을 다음과 같이 수정한다.</w:t>
-      </w:r>
-    </w:p>
-    <w:p>
-      <w:pPr>
-        <w:pStyle w:val="a4"/>
-        <w:rPr>
-          <w:rFonts w:hint="eastAsia"/>
-        </w:rPr>
-      </w:pPr>
-      <w:r>
-        <w:rPr>
-          <w:rFonts w:hint="eastAsia"/>
-        </w:rPr>
-        <w:t xml:space="preserve">만약 고객사 측에서 </w:t>
-      </w:r>
-      <w:proofErr w:type="spellStart"/>
-      <w:r>
-        <w:t>jks</w:t>
-      </w:r>
-      <w:proofErr w:type="spellEnd"/>
-      <w:r>
-        <w:rPr>
-          <w:rFonts w:hint="eastAsia"/>
-        </w:rPr>
-        <w:t>파일이 아닌</w:t>
-      </w:r>
-      <w:r>
-        <w:t xml:space="preserve"> </w:t>
-      </w:r>
-      <w:proofErr w:type="spellStart"/>
-      <w:proofErr w:type="gramStart"/>
-      <w:r>
-        <w:rPr>
+        <w:t>pach</w:t>
+      </w:r>
+      <w:r>
+        <w:rPr>
+          <w:rFonts w:hint="eastAsia"/>
           <w:b/>
         </w:rPr>
-        <w:t>crt,key</w:t>
-      </w:r>
-      <w:proofErr w:type="spellEnd"/>
-      <w:proofErr w:type="gramEnd"/>
-      <w:r>
-        <w:rPr>
+        <w:t>e용 인증서</w:t>
+      </w:r>
+      <w:r>
+        <w:rPr>
+          <w:rFonts w:hint="eastAsia"/>
+        </w:rPr>
+        <w:t xml:space="preserve"> 이기 때문에 </w:t>
+      </w:r>
+      <w:r>
+        <w:rPr>
+          <w:rFonts w:hint="eastAsia"/>
           <w:b/>
         </w:rPr>
-        <w:t xml:space="preserve"> </w:t>
-      </w:r>
-      <w:r>
-        <w:rPr>
-          <w:rFonts w:hint="eastAsia"/>
-          <w:b/>
-        </w:rPr>
-        <w:t>파일을 받았다면 그 파일은 A</w:t>
-      </w:r>
-      <w:r>
-        <w:rPr>
-          <w:b/>
-        </w:rPr>
-        <w:t>pach</w:t>
-      </w:r>
-      <w:r>
-        <w:rPr>
-          <w:rFonts w:hint="eastAsia"/>
-          <w:b/>
-        </w:rPr>
-        <w:t>e용 인증서</w:t>
-      </w:r>
-      <w:r>
-        <w:rPr>
-          <w:rFonts w:hint="eastAsia"/>
-        </w:rPr>
-        <w:t xml:space="preserve"> 이기 때문에 </w:t>
-      </w:r>
-      <w:proofErr w:type="spellStart"/>
-      <w:r>
-        <w:rPr>
-          <w:rFonts w:hint="eastAsia"/>
-          <w:b/>
-        </w:rPr>
-        <w:t>톰캣용</w:t>
-      </w:r>
-      <w:proofErr w:type="spellEnd"/>
-      <w:r>
-        <w:rPr>
-          <w:rFonts w:hint="eastAsia"/>
-          <w:b/>
-        </w:rPr>
-        <w:t xml:space="preserve"> 인증서를 </w:t>
-      </w:r>
-      <w:proofErr w:type="spellStart"/>
-      <w:r>
-        <w:rPr>
-          <w:rFonts w:hint="eastAsia"/>
-          <w:b/>
-        </w:rPr>
-        <w:t>재요청해야한다</w:t>
-      </w:r>
-      <w:proofErr w:type="spellEnd"/>
+        <w:t>톰캣용 인증서를 재요청해야한다</w:t>
+      </w:r>
       <w:r>
         <w:rPr>
           <w:rFonts w:hint="eastAsia"/>
@@ -1762,27 +1596,11 @@
       <w:pPr>
         <w:pStyle w:val="a4"/>
       </w:pPr>
-      <w:proofErr w:type="gramStart"/>
-      <w:r>
-        <w:rPr>
-          <w:rFonts w:hint="eastAsia"/>
-        </w:rPr>
-        <w:t xml:space="preserve">위 </w:t>
-      </w:r>
-      <w:proofErr w:type="spellStart"/>
-      <w:r>
-        <w:rPr>
-          <w:rFonts w:hint="eastAsia"/>
-        </w:rPr>
-        <w:t>처럼</w:t>
-      </w:r>
-      <w:proofErr w:type="spellEnd"/>
-      <w:proofErr w:type="gramEnd"/>
-      <w:r>
-        <w:rPr>
-          <w:rFonts w:hint="eastAsia"/>
-        </w:rPr>
-        <w:t xml:space="preserve"> 세팅을 해주면 </w:t>
+      <w:r>
+        <w:rPr>
+          <w:rFonts w:hint="eastAsia"/>
+        </w:rPr>
+        <w:t xml:space="preserve">위 처럼 세팅을 해주면 </w:t>
       </w:r>
       <w:hyperlink r:id="rId9" w:history="1">
         <w:r>
@@ -1798,11 +1616,9 @@
         </w:rPr>
         <w:t xml:space="preserve"> 접속하는 </w:t>
       </w:r>
-      <w:proofErr w:type="spellStart"/>
       <w:r>
         <w:t>url</w:t>
       </w:r>
-      <w:proofErr w:type="spellEnd"/>
       <w:r>
         <w:rPr>
           <w:rFonts w:hint="eastAsia"/>
@@ -1859,21 +1675,7 @@
         <w:rPr>
           <w:rFonts w:hint="eastAsia"/>
         </w:rPr>
-        <w:t xml:space="preserve">처리를 </w:t>
-      </w:r>
-      <w:proofErr w:type="spellStart"/>
-      <w:r>
-        <w:rPr>
-          <w:rFonts w:hint="eastAsia"/>
-        </w:rPr>
-        <w:t>해줘야한다</w:t>
-      </w:r>
-      <w:proofErr w:type="spellEnd"/>
-      <w:r>
-        <w:rPr>
-          <w:rFonts w:hint="eastAsia"/>
-        </w:rPr>
-        <w:t>.</w:t>
+        <w:t>처리를 해줘야한다.</w:t>
       </w:r>
     </w:p>
     <w:p>
@@ -2013,16 +1815,8 @@
         <w:rPr>
           <w:rFonts w:hint="eastAsia"/>
         </w:rPr>
-        <w:t xml:space="preserve">그리고 마지막으로 </w:t>
-      </w:r>
-      <w:proofErr w:type="spellStart"/>
-      <w:r>
-        <w:rPr>
-          <w:rFonts w:hint="eastAsia"/>
-        </w:rPr>
-        <w:t>해당폴더</w:t>
-      </w:r>
-      <w:proofErr w:type="spellEnd"/>
+        <w:t>그리고 마지막으로 해당폴더</w:t>
+      </w:r>
       <w:r>
         <w:rPr>
           <w:rFonts w:hint="eastAsia"/>
@@ -2030,31 +1824,7 @@
         <w:t>(</w:t>
       </w:r>
       <w:r>
-        <w:t>/home/</w:t>
-      </w:r>
-      <w:proofErr w:type="spellStart"/>
-      <w:r>
-        <w:t>jmocha</w:t>
-      </w:r>
-      <w:proofErr w:type="spellEnd"/>
-      <w:r>
-        <w:t>/</w:t>
-      </w:r>
-      <w:proofErr w:type="spellStart"/>
-      <w:r>
-        <w:t>ezEKP</w:t>
-      </w:r>
-      <w:proofErr w:type="spellEnd"/>
-      <w:r>
-        <w:t>/</w:t>
-      </w:r>
-      <w:proofErr w:type="spellStart"/>
-      <w:r>
-        <w:t>ezFlow</w:t>
-      </w:r>
-      <w:proofErr w:type="spellEnd"/>
-      <w:r>
-        <w:t>/conf)</w:t>
+        <w:t>/home/jmocha/ezEKP/ezFlow/conf)</w:t>
       </w:r>
       <w:r>
         <w:rPr>
@@ -2144,21 +1914,7 @@
         <w:rPr>
           <w:szCs w:val="20"/>
         </w:rPr>
-        <w:t xml:space="preserve">        &lt;welcome-file&gt;</w:t>
-      </w:r>
-      <w:proofErr w:type="spellStart"/>
-      <w:r>
-        <w:rPr>
-          <w:szCs w:val="20"/>
-        </w:rPr>
-        <w:t>index.jsp</w:t>
-      </w:r>
-      <w:proofErr w:type="spellEnd"/>
-      <w:r>
-        <w:rPr>
-          <w:szCs w:val="20"/>
-        </w:rPr>
-        <w:t>&lt;/welcome-file&gt;</w:t>
+        <w:t xml:space="preserve">        &lt;welcome-file&gt;index.jsp&lt;/welcome-file&gt;</w:t>
       </w:r>
     </w:p>
     <w:p>
@@ -2204,19 +1960,11 @@
           <w:szCs w:val="20"/>
         </w:rPr>
       </w:pPr>
-      <w:proofErr w:type="gramStart"/>
-      <w:r>
-        <w:rPr>
-          <w:szCs w:val="20"/>
-        </w:rPr>
-        <w:t>&lt;!--</w:t>
-      </w:r>
-      <w:proofErr w:type="gramEnd"/>
-      <w:r>
-        <w:rPr>
-          <w:szCs w:val="20"/>
-        </w:rPr>
-        <w:t xml:space="preserve"> 모바일일 경우 --&gt;</w:t>
+      <w:r>
+        <w:rPr>
+          <w:szCs w:val="20"/>
+        </w:rPr>
+        <w:t>&lt;!-- 모바일일 경우 --&gt;</w:t>
       </w:r>
     </w:p>
     <w:p>
@@ -2258,63 +2006,21 @@
         <w:rPr>
           <w:szCs w:val="20"/>
         </w:rPr>
-        <w:t xml:space="preserve">            &lt;web-resource-name&gt;</w:t>
-      </w:r>
-      <w:proofErr w:type="spellStart"/>
-      <w:r>
-        <w:rPr>
-          <w:szCs w:val="20"/>
-        </w:rPr>
-        <w:t>securedapp</w:t>
-      </w:r>
-      <w:proofErr w:type="spellEnd"/>
-      <w:r>
-        <w:rPr>
-          <w:szCs w:val="20"/>
-        </w:rPr>
-        <w:t>&lt;/web-resource-name&gt;</w:t>
-      </w:r>
-    </w:p>
-    <w:p>
-      <w:pPr>
-        <w:pStyle w:val="a4"/>
-        <w:rPr>
-          <w:szCs w:val="20"/>
-        </w:rPr>
-      </w:pPr>
-      <w:r>
-        <w:rPr>
-          <w:szCs w:val="20"/>
-        </w:rPr>
-        <w:t xml:space="preserve">            &lt;</w:t>
-      </w:r>
-      <w:proofErr w:type="spellStart"/>
-      <w:r>
-        <w:rPr>
-          <w:szCs w:val="20"/>
-        </w:rPr>
-        <w:t>url</w:t>
-      </w:r>
-      <w:proofErr w:type="spellEnd"/>
-      <w:r>
-        <w:rPr>
-          <w:szCs w:val="20"/>
-        </w:rPr>
-        <w:t>-pattern&gt;/mobile/user/login/login.do&lt;/</w:t>
-      </w:r>
-      <w:proofErr w:type="spellStart"/>
-      <w:r>
-        <w:rPr>
-          <w:szCs w:val="20"/>
-        </w:rPr>
-        <w:t>url</w:t>
-      </w:r>
-      <w:proofErr w:type="spellEnd"/>
-      <w:r>
-        <w:rPr>
-          <w:szCs w:val="20"/>
-        </w:rPr>
-        <w:t>-pattern&gt;</w:t>
+        <w:t xml:space="preserve">            &lt;web-resource-name&gt;securedapp&lt;/web-resource-name&gt;</w:t>
+      </w:r>
+    </w:p>
+    <w:p>
+      <w:pPr>
+        <w:pStyle w:val="a4"/>
+        <w:rPr>
+          <w:szCs w:val="20"/>
+        </w:rPr>
+      </w:pPr>
+      <w:r>
+        <w:rPr>
+          <w:szCs w:val="20"/>
+        </w:rPr>
+        <w:t xml:space="preserve">            &lt;url-pattern&gt;/mobile/user/login/login.do&lt;/url-pattern&gt;</w:t>
       </w:r>
     </w:p>
     <w:p>
@@ -2402,19 +2108,11 @@
           <w:szCs w:val="20"/>
         </w:rPr>
       </w:pPr>
-      <w:proofErr w:type="gramStart"/>
-      <w:r>
-        <w:rPr>
-          <w:szCs w:val="20"/>
-        </w:rPr>
-        <w:t>&lt;!--</w:t>
-      </w:r>
-      <w:proofErr w:type="gramEnd"/>
-      <w:r>
-        <w:rPr>
-          <w:szCs w:val="20"/>
-        </w:rPr>
-        <w:t xml:space="preserve"> 그룹웨어일 경우 --&gt;</w:t>
+      <w:r>
+        <w:rPr>
+          <w:szCs w:val="20"/>
+        </w:rPr>
+        <w:t>&lt;!-- 그룹웨어일 경우 --&gt;</w:t>
       </w:r>
     </w:p>
     <w:p>
@@ -2456,63 +2154,21 @@
         <w:rPr>
           <w:szCs w:val="20"/>
         </w:rPr>
-        <w:t xml:space="preserve">            &lt;web-resource-name&gt;</w:t>
-      </w:r>
-      <w:proofErr w:type="spellStart"/>
-      <w:r>
-        <w:rPr>
-          <w:szCs w:val="20"/>
-        </w:rPr>
-        <w:t>securedapp</w:t>
-      </w:r>
-      <w:proofErr w:type="spellEnd"/>
-      <w:r>
-        <w:rPr>
-          <w:szCs w:val="20"/>
-        </w:rPr>
-        <w:t>&lt;/web-resource-name&gt;</w:t>
-      </w:r>
-    </w:p>
-    <w:p>
-      <w:pPr>
-        <w:pStyle w:val="a4"/>
-        <w:rPr>
-          <w:szCs w:val="20"/>
-        </w:rPr>
-      </w:pPr>
-      <w:r>
-        <w:rPr>
-          <w:szCs w:val="20"/>
-        </w:rPr>
-        <w:t xml:space="preserve">            &lt;</w:t>
-      </w:r>
-      <w:proofErr w:type="spellStart"/>
-      <w:r>
-        <w:rPr>
-          <w:szCs w:val="20"/>
-        </w:rPr>
-        <w:t>url</w:t>
-      </w:r>
-      <w:proofErr w:type="spellEnd"/>
-      <w:r>
-        <w:rPr>
-          <w:szCs w:val="20"/>
-        </w:rPr>
-        <w:t>-pattern&gt;/user/login/login.do&lt;/</w:t>
-      </w:r>
-      <w:proofErr w:type="spellStart"/>
-      <w:r>
-        <w:rPr>
-          <w:szCs w:val="20"/>
-        </w:rPr>
-        <w:t>url</w:t>
-      </w:r>
-      <w:proofErr w:type="spellEnd"/>
-      <w:r>
-        <w:rPr>
-          <w:szCs w:val="20"/>
-        </w:rPr>
-        <w:t>-pattern&gt;</w:t>
+        <w:t xml:space="preserve">            &lt;web-resource-name&gt;securedapp&lt;/web-resource-name&gt;</w:t>
+      </w:r>
+    </w:p>
+    <w:p>
+      <w:pPr>
+        <w:pStyle w:val="a4"/>
+        <w:rPr>
+          <w:szCs w:val="20"/>
+        </w:rPr>
+      </w:pPr>
+      <w:r>
+        <w:rPr>
+          <w:szCs w:val="20"/>
+        </w:rPr>
+        <w:t xml:space="preserve">            &lt;url-pattern&gt;/user/login/login.do&lt;/url-pattern&gt;</w:t>
       </w:r>
     </w:p>
     <w:p>
@@ -2705,6 +2361,146 @@
         </w:drawing>
       </w:r>
     </w:p>
+    <w:p>
+      <w:pPr>
+        <w:pStyle w:val="a4"/>
+      </w:pPr>
+    </w:p>
+    <w:p>
+      <w:pPr>
+        <w:pStyle w:val="a4"/>
+        <w:rPr>
+          <w:b/>
+          <w:sz w:val="40"/>
+          <w:szCs w:val="40"/>
+        </w:rPr>
+      </w:pPr>
+      <w:r>
+        <w:rPr>
+          <w:rFonts w:hint="eastAsia"/>
+          <w:b/>
+          <w:sz w:val="40"/>
+          <w:szCs w:val="40"/>
+        </w:rPr>
+        <w:t>4</w:t>
+      </w:r>
+      <w:r>
+        <w:rPr>
+          <w:b/>
+          <w:sz w:val="40"/>
+          <w:szCs w:val="40"/>
+        </w:rPr>
+        <w:t xml:space="preserve">. tbl_tenant_config </w:t>
+      </w:r>
+      <w:r>
+        <w:rPr>
+          <w:rFonts w:hint="eastAsia"/>
+          <w:b/>
+          <w:sz w:val="40"/>
+          <w:szCs w:val="40"/>
+        </w:rPr>
+        <w:t>설정</w:t>
+      </w:r>
+    </w:p>
+    <w:p>
+      <w:pPr>
+        <w:pStyle w:val="a4"/>
+      </w:pPr>
+      <w:r>
+        <w:t xml:space="preserve">SSL </w:t>
+      </w:r>
+      <w:r>
+        <w:rPr>
+          <w:rFonts w:hint="eastAsia"/>
+        </w:rPr>
+        <w:t>설정이 완료된 이후에는 tbl_tenant_config</w:t>
+      </w:r>
+      <w:r>
+        <w:t xml:space="preserve"> </w:t>
+      </w:r>
+      <w:r>
+        <w:rPr>
+          <w:rFonts w:hint="eastAsia"/>
+        </w:rPr>
+        <w:t xml:space="preserve">테이블에 있는 </w:t>
+      </w:r>
+      <w:r>
+        <w:t xml:space="preserve">USE_HTTPS </w:t>
+      </w:r>
+      <w:r>
+        <w:rPr>
+          <w:rFonts w:hint="eastAsia"/>
+        </w:rPr>
+        <w:t>con</w:t>
+      </w:r>
+      <w:r>
+        <w:t>fig</w:t>
+      </w:r>
+      <w:r>
+        <w:rPr>
+          <w:rFonts w:hint="eastAsia"/>
+        </w:rPr>
+        <w:t xml:space="preserve">의 값을 </w:t>
+      </w:r>
+      <w:r>
+        <w:t>YES</w:t>
+      </w:r>
+      <w:r>
+        <w:rPr>
+          <w:rFonts w:hint="eastAsia"/>
+        </w:rPr>
+        <w:t>로 설정하도록 한다.</w:t>
+      </w:r>
+      <w:r>
+        <w:t xml:space="preserve"> </w:t>
+      </w:r>
+      <w:r>
+        <w:rPr>
+          <w:rFonts w:hint="eastAsia"/>
+        </w:rPr>
+        <w:t xml:space="preserve">이 </w:t>
+      </w:r>
+      <w:r>
+        <w:t>config</w:t>
+      </w:r>
+      <w:r>
+        <w:rPr>
+          <w:rFonts w:hint="eastAsia"/>
+        </w:rPr>
+        <w:t xml:space="preserve">는 </w:t>
+      </w:r>
+      <w:r>
+        <w:t>HTTP Request Handler</w:t>
+      </w:r>
+      <w:r>
+        <w:rPr>
+          <w:rFonts w:hint="eastAsia"/>
+        </w:rPr>
+        <w:t xml:space="preserve">가 아닌 스케쥴러 등에서 그룹웨어의 </w:t>
+      </w:r>
+      <w:r>
+        <w:t xml:space="preserve">SSL </w:t>
+      </w:r>
+      <w:r>
+        <w:rPr>
+          <w:rFonts w:hint="eastAsia"/>
+        </w:rPr>
+        <w:t>적용 여부를 알 필요가 있을 때 사용</w:t>
+      </w:r>
+      <w:r>
+        <w:rPr>
+          <w:rFonts w:hint="eastAsia"/>
+        </w:rPr>
+        <w:t>된다.</w:t>
+      </w:r>
+      <w:bookmarkStart w:id="0" w:name="_GoBack"/>
+      <w:bookmarkEnd w:id="0"/>
+    </w:p>
+    <w:p>
+      <w:pPr>
+        <w:pStyle w:val="a4"/>
+      </w:pPr>
+    </w:p>
     <w:sectPr>
       <w:pgSz w:w="11906" w:h="16838"/>
       <w:pgMar w:top="1701" w:right="1440" w:bottom="1440" w:left="1440" w:header="851" w:footer="992" w:gutter="0"/>
@@ -2716,7 +2512,7 @@
 </file>
 
 <file path=word/endnotes.xml><?xml version="1.0" encoding="utf-8"?>
-<w:endnotes xmlns:wpc="http://schemas.microsoft.com/office/word/2010/wordprocessingCanvas" xmlns:cx="http://schemas.microsoft.com/office/drawing/2014/chartex" xmlns:cx1="http://schemas.microsoft.com/office/drawing/2015/9/8/chartex" xmlns:cx2="http://schemas.microsoft.com/office/drawing/2015/10/21/chartex" xmlns:cx3="http://schemas.microsoft.com/office/drawing/2016/5/9/chartex" xmlns:cx4="http://schemas.microsoft.com/office/drawing/2016/5/10/chartex" xmlns:cx5="http://schemas.microsoft.com/office/drawing/2016/5/11/chartex" xmlns:cx6="http://schemas.microsoft.com/office/drawing/2016/5/12/chartex" xmlns:cx7="http://schemas.microsoft.com/office/drawing/2016/5/13/chartex" xmlns:cx8="http://schemas.microsoft.com/office/drawing/2016/5/14/chartex" xmlns:mc="http://schemas.openxmlformats.org/markup-compatibility/2006" xmlns:aink="http://schemas.microsoft.com/office/drawing/2016/ink" xmlns:am3d="http://schemas.microsoft.com/office/drawing/2017/model3d" xmlns:o="urn:schemas-microsoft-com:office:office" xmlns:r="http://schemas.openxmlformats.org/officeDocument/2006/relationships" xmlns:m="http://schemas.openxmlformats.org/officeDocument/2006/math" xmlns:v="urn:schemas-microsoft-com:vml" xmlns:wp14="http://schemas.microsoft.com/office/word/2010/wordprocessingDrawing" xmlns:wp="http://schemas.openxmlformats.org/drawingml/2006/wordprocessingDrawing" xmlns:w10="urn:schemas-microsoft-com:office:word" xmlns:w="http://schemas.openxmlformats.org/wordprocessingml/2006/main" xmlns:w14="http://schemas.microsoft.com/office/word/2010/wordml" xmlns:w15="http://schemas.microsoft.com/office/word/2012/wordml" xmlns:w16cid="http://schemas.microsoft.com/office/word/2016/wordml/cid" xmlns:w16se="http://schemas.microsoft.com/office/word/2015/wordml/symex" xmlns:wpg="http://schemas.microsoft.com/office/word/2010/wordprocessingGroup" xmlns:wpi="http://schemas.microsoft.com/office/word/2010/wordprocessingInk" xmlns:wne="http://schemas.microsoft.com/office/word/2006/wordml" xmlns:wps="http://schemas.microsoft.com/office/word/2010/wordprocessingShape" mc:Ignorable="w14 w15 w16se w16cid wp14">
+<w:endnotes xmlns:wpc="http://schemas.microsoft.com/office/word/2010/wordprocessingCanvas" xmlns:mc="http://schemas.openxmlformats.org/markup-compatibility/2006" xmlns:o="urn:schemas-microsoft-com:office:office" xmlns:r="http://schemas.openxmlformats.org/officeDocument/2006/relationships" xmlns:m="http://schemas.openxmlformats.org/officeDocument/2006/math" xmlns:v="urn:schemas-microsoft-com:vml" xmlns:wp14="http://schemas.microsoft.com/office/word/2010/wordprocessingDrawing" xmlns:wp="http://schemas.openxmlformats.org/drawingml/2006/wordprocessingDrawing" xmlns:w10="urn:schemas-microsoft-com:office:word" xmlns:w="http://schemas.openxmlformats.org/wordprocessingml/2006/main" xmlns:w14="http://schemas.microsoft.com/office/word/2010/wordml" xmlns:w15="http://schemas.microsoft.com/office/word/2012/wordml" xmlns:wpg="http://schemas.microsoft.com/office/word/2010/wordprocessingGroup" xmlns:wpi="http://schemas.microsoft.com/office/word/2010/wordprocessingInk" xmlns:wne="http://schemas.microsoft.com/office/word/2006/wordml" xmlns:wps="http://schemas.microsoft.com/office/word/2010/wordprocessingShape" mc:Ignorable="w14 w15 wp14">
   <w:endnote w:type="separator" w:id="-1">
     <w:p>
       <w:pPr>
@@ -2741,7 +2537,7 @@
 </file>
 
 <file path=word/footnotes.xml><?xml version="1.0" encoding="utf-8"?>
-<w:footnotes xmlns:wpc="http://schemas.microsoft.com/office/word/2010/wordprocessingCanvas" xmlns:cx="http://schemas.microsoft.com/office/drawing/2014/chartex" xmlns:cx1="http://schemas.microsoft.com/office/drawing/2015/9/8/chartex" xmlns:cx2="http://schemas.microsoft.com/office/drawing/2015/10/21/chartex" xmlns:cx3="http://schemas.microsoft.com/office/drawing/2016/5/9/chartex" xmlns:cx4="http://schemas.microsoft.com/office/drawing/2016/5/10/chartex" xmlns:cx5="http://schemas.microsoft.com/office/drawing/2016/5/11/chartex" xmlns:cx6="http://schemas.microsoft.com/office/drawing/2016/5/12/chartex" xmlns:cx7="http://schemas.microsoft.com/office/drawing/2016/5/13/chartex" xmlns:cx8="http://schemas.microsoft.com/office/drawing/2016/5/14/chartex" xmlns:mc="http://schemas.openxmlformats.org/markup-compatibility/2006" xmlns:aink="http://schemas.microsoft.com/office/drawing/2016/ink" xmlns:am3d="http://schemas.microsoft.com/office/drawing/2017/model3d" xmlns:o="urn:schemas-microsoft-com:office:office" xmlns:r="http://schemas.openxmlformats.org/officeDocument/2006/relationships" xmlns:m="http://schemas.openxmlformats.org/officeDocument/2006/math" xmlns:v="urn:schemas-microsoft-com:vml" xmlns:wp14="http://schemas.microsoft.com/office/word/2010/wordprocessingDrawing" xmlns:wp="http://schemas.openxmlformats.org/drawingml/2006/wordprocessingDrawing" xmlns:w10="urn:schemas-microsoft-com:office:word" xmlns:w="http://schemas.openxmlformats.org/wordprocessingml/2006/main" xmlns:w14="http://schemas.microsoft.com/office/word/2010/wordml" xmlns:w15="http://schemas.microsoft.com/office/word/2012/wordml" xmlns:w16cid="http://schemas.microsoft.com/office/word/2016/wordml/cid" xmlns:w16se="http://schemas.microsoft.com/office/word/2015/wordml/symex" xmlns:wpg="http://schemas.microsoft.com/office/word/2010/wordprocessingGroup" xmlns:wpi="http://schemas.microsoft.com/office/word/2010/wordprocessingInk" xmlns:wne="http://schemas.microsoft.com/office/word/2006/wordml" xmlns:wps="http://schemas.microsoft.com/office/word/2010/wordprocessingShape" mc:Ignorable="w14 w15 w16se w16cid wp14">
+<w:footnotes xmlns:wpc="http://schemas.microsoft.com/office/word/2010/wordprocessingCanvas" xmlns:mc="http://schemas.openxmlformats.org/markup-compatibility/2006" xmlns:o="urn:schemas-microsoft-com:office:office" xmlns:r="http://schemas.openxmlformats.org/officeDocument/2006/relationships" xmlns:m="http://schemas.openxmlformats.org/officeDocument/2006/math" xmlns:v="urn:schemas-microsoft-com:vml" xmlns:wp14="http://schemas.microsoft.com/office/word/2010/wordprocessingDrawing" xmlns:wp="http://schemas.openxmlformats.org/drawingml/2006/wordprocessingDrawing" xmlns:w10="urn:schemas-microsoft-com:office:word" xmlns:w="http://schemas.openxmlformats.org/wordprocessingml/2006/main" xmlns:w14="http://schemas.microsoft.com/office/word/2010/wordml" xmlns:w15="http://schemas.microsoft.com/office/word/2012/wordml" xmlns:wpg="http://schemas.microsoft.com/office/word/2010/wordprocessingGroup" xmlns:wpi="http://schemas.microsoft.com/office/word/2010/wordprocessingInk" xmlns:wne="http://schemas.microsoft.com/office/word/2006/wordml" xmlns:wps="http://schemas.microsoft.com/office/word/2010/wordprocessingShape" mc:Ignorable="w14 w15 wp14">
   <w:footnote w:type="separator" w:id="-1">
     <w:p>
       <w:pPr>
@@ -2766,7 +2562,7 @@
 </file>
 
 <file path=word/numbering.xml><?xml version="1.0" encoding="utf-8"?>
-<w:numbering xmlns:wpc="http://schemas.microsoft.com/office/word/2010/wordprocessingCanvas" xmlns:cx="http://schemas.microsoft.com/office/drawing/2014/chartex" xmlns:cx1="http://schemas.microsoft.com/office/drawing/2015/9/8/chartex" xmlns:cx2="http://schemas.microsoft.com/office/drawing/2015/10/21/chartex" xmlns:cx3="http://schemas.microsoft.com/office/drawing/2016/5/9/chartex" xmlns:cx4="http://schemas.microsoft.com/office/drawing/2016/5/10/chartex" xmlns:cx5="http://schemas.microsoft.com/office/drawing/2016/5/11/chartex" xmlns:cx6="http://schemas.microsoft.com/office/drawing/2016/5/12/chartex" xmlns:cx7="http://schemas.microsoft.com/office/drawing/2016/5/13/chartex" xmlns:cx8="http://schemas.microsoft.com/office/drawing/2016/5/14/chartex" xmlns:mc="http://schemas.openxmlformats.org/markup-compatibility/2006" xmlns:aink="http://schemas.microsoft.com/office/drawing/2016/ink" xmlns:am3d="http://schemas.microsoft.com/office/drawing/2017/model3d" xmlns:o="urn:schemas-microsoft-com:office:office" xmlns:r="http://schemas.openxmlformats.org/officeDocument/2006/relationships" xmlns:m="http://schemas.openxmlformats.org/officeDocument/2006/math" xmlns:v="urn:schemas-microsoft-com:vml" xmlns:wp14="http://schemas.microsoft.com/office/word/2010/wordprocessingDrawing" xmlns:wp="http://schemas.openxmlformats.org/drawingml/2006/wordprocessingDrawing" xmlns:w10="urn:schemas-microsoft-com:office:word" xmlns:w="http://schemas.openxmlformats.org/wordprocessingml/2006/main" xmlns:w14="http://schemas.microsoft.com/office/word/2010/wordml" xmlns:w15="http://schemas.microsoft.com/office/word/2012/wordml" xmlns:w16cid="http://schemas.microsoft.com/office/word/2016/wordml/cid" xmlns:w16se="http://schemas.microsoft.com/office/word/2015/wordml/symex" xmlns:wpg="http://schemas.microsoft.com/office/word/2010/wordprocessingGroup" xmlns:wpi="http://schemas.microsoft.com/office/word/2010/wordprocessingInk" xmlns:wne="http://schemas.microsoft.com/office/word/2006/wordml" xmlns:wps="http://schemas.microsoft.com/office/word/2010/wordprocessingShape" mc:Ignorable="w14 w15 w16se w16cid wp14">
+<w:numbering xmlns:wpc="http://schemas.microsoft.com/office/word/2010/wordprocessingCanvas" xmlns:mc="http://schemas.openxmlformats.org/markup-compatibility/2006" xmlns:o="urn:schemas-microsoft-com:office:office" xmlns:r="http://schemas.openxmlformats.org/officeDocument/2006/relationships" xmlns:m="http://schemas.openxmlformats.org/officeDocument/2006/math" xmlns:v="urn:schemas-microsoft-com:vml" xmlns:wp14="http://schemas.microsoft.com/office/word/2010/wordprocessingDrawing" xmlns:wp="http://schemas.openxmlformats.org/drawingml/2006/wordprocessingDrawing" xmlns:w10="urn:schemas-microsoft-com:office:word" xmlns:w="http://schemas.openxmlformats.org/wordprocessingml/2006/main" xmlns:w14="http://schemas.microsoft.com/office/word/2010/wordml" xmlns:w15="http://schemas.microsoft.com/office/word/2012/wordml" xmlns:wpg="http://schemas.microsoft.com/office/word/2010/wordprocessingGroup" xmlns:wpi="http://schemas.microsoft.com/office/word/2010/wordprocessingInk" xmlns:wne="http://schemas.microsoft.com/office/word/2006/wordml" xmlns:wps="http://schemas.microsoft.com/office/word/2010/wordprocessingShape" mc:Ignorable="w14 w15 wp14">
   <w:abstractNum w:abstractNumId="0" w15:restartNumberingAfterBreak="0">
     <w:nsid w:val="33870A19"/>
     <w:multiLevelType w:val="hybridMultilevel"/>
@@ -3140,7 +2936,7 @@
 </file>
 
 <file path=word/styles.xml><?xml version="1.0" encoding="utf-8"?>
-<w:styles xmlns:mc="http://schemas.openxmlformats.org/markup-compatibility/2006" xmlns:r="http://schemas.openxmlformats.org/officeDocument/2006/relationships" xmlns:w="http://schemas.openxmlformats.org/wordprocessingml/2006/main" xmlns:w14="http://schemas.microsoft.com/office/word/2010/wordml" xmlns:w15="http://schemas.microsoft.com/office/word/2012/wordml" xmlns:w16cid="http://schemas.microsoft.com/office/word/2016/wordml/cid" xmlns:w16se="http://schemas.microsoft.com/office/word/2015/wordml/symex" mc:Ignorable="w14 w15 w16se w16cid">
+<w:styles xmlns:mc="http://schemas.openxmlformats.org/markup-compatibility/2006" xmlns:r="http://schemas.openxmlformats.org/officeDocument/2006/relationships" xmlns:w="http://schemas.openxmlformats.org/wordprocessingml/2006/main" xmlns:w14="http://schemas.microsoft.com/office/word/2010/wordml" xmlns:w15="http://schemas.microsoft.com/office/word/2012/wordml" mc:Ignorable="w14 w15">
   <w:docDefaults>
     <w:rPrDefault>
       <w:rPr>
@@ -3157,7 +2953,7 @@
       </w:pPr>
     </w:pPrDefault>
   </w:docDefaults>
-  <w:latentStyles w:defLockedState="0" w:defUIPriority="99" w:defSemiHidden="0" w:defUnhideWhenUsed="0" w:defQFormat="0" w:count="375">
+  <w:latentStyles w:defLockedState="0" w:defUIPriority="99" w:defSemiHidden="0" w:defUnhideWhenUsed="0" w:defQFormat="0" w:count="371">
     <w:lsdException w:name="Normal" w:uiPriority="0" w:qFormat="1"/>
     <w:lsdException w:name="heading 1" w:uiPriority="9" w:qFormat="1"/>
     <w:lsdException w:name="heading 2" w:semiHidden="1" w:uiPriority="9" w:unhideWhenUsed="1" w:qFormat="1"/>
@@ -3529,10 +3325,6 @@
     <w:lsdException w:name="List Table 5 Dark Accent 6" w:uiPriority="50"/>
     <w:lsdException w:name="List Table 6 Colorful Accent 6" w:uiPriority="51"/>
     <w:lsdException w:name="List Table 7 Colorful Accent 6" w:uiPriority="52"/>
-    <w:lsdException w:name="Mention" w:semiHidden="1" w:unhideWhenUsed="1"/>
-    <w:lsdException w:name="Smart Hyperlink" w:semiHidden="1" w:unhideWhenUsed="1"/>
-    <w:lsdException w:name="Hashtag" w:semiHidden="1" w:unhideWhenUsed="1"/>
-    <w:lsdException w:name="Unresolved Mention" w:semiHidden="1" w:unhideWhenUsed="1"/>
   </w:latentStyles>
   <w:style w:type="paragraph" w:default="1" w:styleId="a">
     <w:name w:val="Normal"/>
@@ -3607,7 +3399,7 @@
       <w:u w:val="single"/>
     </w:rPr>
   </w:style>
-  <w:style w:type="character" w:styleId="a6">
+  <w:style w:type="character" w:customStyle="1" w:styleId="UnresolvedMention">
     <w:name w:val="Unresolved Mention"/>
     <w:basedOn w:val="a0"/>
     <w:uiPriority w:val="99"/>
@@ -3619,7 +3411,7 @@
       <w:shd w:val="clear" w:color="auto" w:fill="E1DFDD"/>
     </w:rPr>
   </w:style>
-  <w:style w:type="paragraph" w:styleId="a7">
+  <w:style w:type="paragraph" w:styleId="a6">
     <w:name w:val="header"/>
     <w:basedOn w:val="a"/>
     <w:link w:val="Char"/>
@@ -3637,11 +3429,11 @@
   <w:style w:type="character" w:customStyle="1" w:styleId="Char">
     <w:name w:val="머리글 Char"/>
     <w:basedOn w:val="a0"/>
-    <w:link w:val="a7"/>
+    <w:link w:val="a6"/>
     <w:uiPriority w:val="99"/>
     <w:rsid w:val="00BB720B"/>
   </w:style>
-  <w:style w:type="paragraph" w:styleId="a8">
+  <w:style w:type="paragraph" w:styleId="a7">
     <w:name w:val="footer"/>
     <w:basedOn w:val="a"/>
     <w:link w:val="Char0"/>
@@ -3659,7 +3451,7 @@
   <w:style w:type="character" w:customStyle="1" w:styleId="Char0">
     <w:name w:val="바닥글 Char"/>
     <w:basedOn w:val="a0"/>
-    <w:link w:val="a8"/>
+    <w:link w:val="a7"/>
     <w:uiPriority w:val="99"/>
     <w:rsid w:val="00BB720B"/>
   </w:style>
@@ -3966,7 +3758,7 @@
 </file>
 
 <file path=customXml/itemProps1.xml><?xml version="1.0" encoding="utf-8"?>
-<ds:datastoreItem xmlns:ds="http://schemas.openxmlformats.org/officeDocument/2006/customXml" ds:itemID="{24C82F41-47C0-458E-AAC2-D28B40018439}">
+<ds:datastoreItem xmlns:ds="http://schemas.openxmlformats.org/officeDocument/2006/customXml" ds:itemID="{E9EB9FC1-B65D-403E-88E2-C680F376530D}">
   <ds:schemaRefs>
     <ds:schemaRef ds:uri="http://schemas.openxmlformats.org/officeDocument/2006/bibliography"/>
   </ds:schemaRefs>
